--- a/notebooks/5_final_report.docx
+++ b/notebooks/5_final_report.docx
@@ -31,14 +31,32 @@
         <w:pStyle w:val="Date"/>
       </w:pPr>
       <w:r>
-        <w:t>October 7, 2025</w:t>
+        <w:t>October 08, 2025</w:t>
       </w:r>
     </w:p>
     <w:p>
       <w:pPr>
         <w:pStyle w:val="Heading1"/>
       </w:pPr>
-      <w:bookmarkStart w:id="0" w:name="executive-summary"/>
+      <w:bookmarkStart w:id="0" w:name="X3be6b6c8c5f87e2eb76233003fd665ab1eddcc0"/>
+      <w:r>
+        <w:t>Classifying Retirement Plan Financial Adequacy Using Form 5500 Data: Final Project Report</w:t>
+      </w:r>
+    </w:p>
+    <w:p>
+      <w:pPr>
+        <w:pStyle w:val="FirstParagraph"/>
+      </w:pPr>
+      <w:r>
+        <w:t>Donnie Minnick Statistical Learning - Fall A 2025 October 08, 2025</w:t>
+      </w:r>
+    </w:p>
+    <w:p>
+      <w:pPr>
+        <w:pStyle w:val="Heading1"/>
+      </w:pPr>
+      <w:bookmarkStart w:id="1" w:name="executive-summary"/>
+      <w:bookmarkEnd w:id="0"/>
       <w:r>
         <w:t>Executive Summary</w:t>
       </w:r>
@@ -90,8 +108,8 @@
       <w:pPr>
         <w:pStyle w:val="Heading1"/>
       </w:pPr>
-      <w:bookmarkStart w:id="1" w:name="Xef823945f1cdc2146a7cc3bb9f674995aeed052"/>
-      <w:bookmarkEnd w:id="0"/>
+      <w:bookmarkStart w:id="2" w:name="Xef823945f1cdc2146a7cc3bb9f674995aeed052"/>
+      <w:bookmarkEnd w:id="1"/>
       <w:r>
         <w:t>Exploratory Data Analysis and Data Transformation</w:t>
       </w:r>
@@ -101,7 +119,11 @@
         <w:pStyle w:val="FirstParagraph"/>
       </w:pPr>
       <w:r>
-        <w:t>The baseline dataset includes 5,579 single-employer defined contribution plans. Initial checks confirmed no missing or zero values, ensuring a clean foundation for modeling. Feature engineering focused on structural signals of adequacy: participation rate, contribution per participant, leakage burden, and asset growth. I grouped plans into vintage cohorts based on effective year, and industry codes were collapsed into broader sectors to support benchmarking.</w:t>
+        <w:t xml:space="preserve">The baseline dataset includes 5,579 single-employer defined contribution plans. Initial checks confirmed no missing or zero values, ensuring a clean foundation for modeling. Feature engineering focused on structural signals of adequacy: participation rate, contribution per participant, leakage burden, and asset growth. I grouped plans into </w:t>
+      </w:r>
+      <w:r>
+        <w:lastRenderedPageBreak/>
+        <w:t>vintage cohorts based on effective year, and industry codes were collapsed into broader sectors to support benchmarking.</w:t>
       </w:r>
     </w:p>
     <w:p>
@@ -127,8 +149,8 @@
       <w:pPr>
         <w:pStyle w:val="Heading1"/>
       </w:pPr>
-      <w:bookmarkStart w:id="2" w:name="X032b1b110da327c241f4e39b990304bc5628f23"/>
-      <w:bookmarkEnd w:id="1"/>
+      <w:bookmarkStart w:id="3" w:name="X032b1b110da327c241f4e39b990304bc5628f23"/>
+      <w:bookmarkEnd w:id="2"/>
       <w:r>
         <w:t>Structural Adequacy Scoring and Tiered Feature Engineering</w:t>
       </w:r>
@@ -146,11 +168,7 @@
         <w:pStyle w:val="BodyText"/>
       </w:pPr>
       <w:r>
-        <w:t xml:space="preserve">To prevent circularity and promote generalization, I converted predictive features into sector-stratified ordinal tiers using intra-sector quartiles. For example, instead of using the raw threshold of $59K assets </w:t>
-      </w:r>
-      <w:r>
-        <w:lastRenderedPageBreak/>
-        <w:t>per participant, the model learned from a tiered factor (Low, Moderate, Typical, High) based on sector-specific distributions. This separation ensured that models learned relative structural signals rather than memorizing rule logic.</w:t>
+        <w:t>To prevent circularity and promote generalization, I converted predictive features into sector-stratified ordinal tiers using intra-sector quartiles. For example, instead of using the raw threshold of $59K assets per participant, the model learned from a tiered factor (Low, Moderate, Typical, High) based on sector-specific distributions. This separation ensured that models learned relative structural signals rather than memorizing rule logic.</w:t>
       </w:r>
     </w:p>
     <w:p>
@@ -175,8 +193,8 @@
       <w:pPr>
         <w:pStyle w:val="Heading1"/>
       </w:pPr>
-      <w:bookmarkStart w:id="3" w:name="stratified-sampling-and-data-splits"/>
-      <w:bookmarkEnd w:id="2"/>
+      <w:bookmarkStart w:id="4" w:name="stratified-sampling-and-data-splits"/>
+      <w:bookmarkEnd w:id="3"/>
       <w:r>
         <w:t>Stratified Sampling and Data Splits</w:t>
       </w:r>
@@ -653,6 +671,7 @@
               <w:pStyle w:val="Compact"/>
             </w:pPr>
             <w:r>
+              <w:lastRenderedPageBreak/>
               <w:t>Management o…</w:t>
             </w:r>
           </w:p>
@@ -1245,21 +1264,21 @@
               <w:jc w:val="right"/>
             </w:pPr>
             <w:r>
-              <w:t>621</w:t>
-            </w:r>
-          </w:p>
-        </w:tc>
-        <w:tc>
-          <w:tcPr>
-            <w:tcW w:w="0" w:type="auto"/>
-          </w:tcPr>
-          <w:p>
-            <w:pPr>
-              <w:pStyle w:val="Compact"/>
-              <w:jc w:val="right"/>
-            </w:pPr>
-            <w:r>
-              <w:t>0.53</w:t>
+              <w:t>605</w:t>
+            </w:r>
+          </w:p>
+        </w:tc>
+        <w:tc>
+          <w:tcPr>
+            <w:tcW w:w="0" w:type="auto"/>
+          </w:tcPr>
+          <w:p>
+            <w:pPr>
+              <w:pStyle w:val="Compact"/>
+              <w:jc w:val="right"/>
+            </w:pPr>
+            <w:r>
+              <w:t>0.52</w:t>
             </w:r>
           </w:p>
         </w:tc>
@@ -1302,21 +1321,21 @@
               <w:jc w:val="right"/>
             </w:pPr>
             <w:r>
-              <w:t>545</w:t>
-            </w:r>
-          </w:p>
-        </w:tc>
-        <w:tc>
-          <w:tcPr>
-            <w:tcW w:w="0" w:type="auto"/>
-          </w:tcPr>
-          <w:p>
-            <w:pPr>
-              <w:pStyle w:val="Compact"/>
-              <w:jc w:val="right"/>
-            </w:pPr>
-            <w:r>
-              <w:t>0.47</w:t>
+              <w:t>561</w:t>
+            </w:r>
+          </w:p>
+        </w:tc>
+        <w:tc>
+          <w:tcPr>
+            <w:tcW w:w="0" w:type="auto"/>
+          </w:tcPr>
+          <w:p>
+            <w:pPr>
+              <w:pStyle w:val="Compact"/>
+              <w:jc w:val="right"/>
+            </w:pPr>
+            <w:r>
+              <w:t>0.48</w:t>
             </w:r>
           </w:p>
         </w:tc>
@@ -1331,7 +1350,6 @@
               <w:pStyle w:val="Compact"/>
             </w:pPr>
             <w:r>
-              <w:lastRenderedPageBreak/>
               <w:t>Validation</w:t>
             </w:r>
           </w:p>
@@ -1360,21 +1378,21 @@
               <w:jc w:val="right"/>
             </w:pPr>
             <w:r>
-              <w:t>133</w:t>
-            </w:r>
-          </w:p>
-        </w:tc>
-        <w:tc>
-          <w:tcPr>
-            <w:tcW w:w="0" w:type="auto"/>
-          </w:tcPr>
-          <w:p>
-            <w:pPr>
-              <w:pStyle w:val="Compact"/>
-              <w:jc w:val="right"/>
-            </w:pPr>
-            <w:r>
-              <w:t>0.53</w:t>
+              <w:t>130</w:t>
+            </w:r>
+          </w:p>
+        </w:tc>
+        <w:tc>
+          <w:tcPr>
+            <w:tcW w:w="0" w:type="auto"/>
+          </w:tcPr>
+          <w:p>
+            <w:pPr>
+              <w:pStyle w:val="Compact"/>
+              <w:jc w:val="right"/>
+            </w:pPr>
+            <w:r>
+              <w:t>0.52</w:t>
             </w:r>
           </w:p>
         </w:tc>
@@ -1417,21 +1435,21 @@
               <w:jc w:val="right"/>
             </w:pPr>
             <w:r>
-              <w:t>117</w:t>
-            </w:r>
-          </w:p>
-        </w:tc>
-        <w:tc>
-          <w:tcPr>
-            <w:tcW w:w="0" w:type="auto"/>
-          </w:tcPr>
-          <w:p>
-            <w:pPr>
-              <w:pStyle w:val="Compact"/>
-              <w:jc w:val="right"/>
-            </w:pPr>
-            <w:r>
-              <w:t>0.47</w:t>
+              <w:t>120</w:t>
+            </w:r>
+          </w:p>
+        </w:tc>
+        <w:tc>
+          <w:tcPr>
+            <w:tcW w:w="0" w:type="auto"/>
+          </w:tcPr>
+          <w:p>
+            <w:pPr>
+              <w:pStyle w:val="Compact"/>
+              <w:jc w:val="right"/>
+            </w:pPr>
+            <w:r>
+              <w:t>0.48</w:t>
             </w:r>
           </w:p>
         </w:tc>
@@ -1474,21 +1492,21 @@
               <w:jc w:val="right"/>
             </w:pPr>
             <w:r>
-              <w:t>133</w:t>
-            </w:r>
-          </w:p>
-        </w:tc>
-        <w:tc>
-          <w:tcPr>
-            <w:tcW w:w="0" w:type="auto"/>
-          </w:tcPr>
-          <w:p>
-            <w:pPr>
-              <w:pStyle w:val="Compact"/>
-              <w:jc w:val="right"/>
-            </w:pPr>
-            <w:r>
-              <w:t>0.53</w:t>
+              <w:t>129</w:t>
+            </w:r>
+          </w:p>
+        </w:tc>
+        <w:tc>
+          <w:tcPr>
+            <w:tcW w:w="0" w:type="auto"/>
+          </w:tcPr>
+          <w:p>
+            <w:pPr>
+              <w:pStyle w:val="Compact"/>
+              <w:jc w:val="right"/>
+            </w:pPr>
+            <w:r>
+              <w:t>0.52</w:t>
             </w:r>
           </w:p>
         </w:tc>
@@ -1531,21 +1549,21 @@
               <w:jc w:val="right"/>
             </w:pPr>
             <w:r>
-              <w:t>116</w:t>
-            </w:r>
-          </w:p>
-        </w:tc>
-        <w:tc>
-          <w:tcPr>
-            <w:tcW w:w="0" w:type="auto"/>
-          </w:tcPr>
-          <w:p>
-            <w:pPr>
-              <w:pStyle w:val="Compact"/>
-              <w:jc w:val="right"/>
-            </w:pPr>
-            <w:r>
-              <w:t>0.47</w:t>
+              <w:t>120</w:t>
+            </w:r>
+          </w:p>
+        </w:tc>
+        <w:tc>
+          <w:tcPr>
+            <w:tcW w:w="0" w:type="auto"/>
+          </w:tcPr>
+          <w:p>
+            <w:pPr>
+              <w:pStyle w:val="Compact"/>
+              <w:jc w:val="right"/>
+            </w:pPr>
+            <w:r>
+              <w:t>0.48</w:t>
             </w:r>
           </w:p>
         </w:tc>
@@ -1574,8 +1592,8 @@
       <w:pPr>
         <w:pStyle w:val="Heading1"/>
       </w:pPr>
-      <w:bookmarkStart w:id="4" w:name="model-training-and-evaluation"/>
-      <w:bookmarkEnd w:id="3"/>
+      <w:bookmarkStart w:id="5" w:name="model-training-and-evaluation"/>
+      <w:bookmarkEnd w:id="4"/>
       <w:r>
         <w:t>Model Training and Evaluation</w:t>
       </w:r>
@@ -1639,6 +1657,7 @@
         <w:pStyle w:val="TableCaption"/>
       </w:pPr>
       <w:r>
+        <w:lastRenderedPageBreak/>
         <w:t>Model Metrics by Model and Data Split</w:t>
       </w:r>
     </w:p>
@@ -1651,13 +1670,13 @@
         <w:tblCaption w:val="Model Metrics by Model and Data Split"/>
       </w:tblPr>
       <w:tblGrid>
-        <w:gridCol w:w="1543"/>
-        <w:gridCol w:w="1543"/>
-        <w:gridCol w:w="1543"/>
-        <w:gridCol w:w="1542"/>
-        <w:gridCol w:w="1543"/>
-        <w:gridCol w:w="1543"/>
-        <w:gridCol w:w="1543"/>
+        <w:gridCol w:w="1793"/>
+        <w:gridCol w:w="1493"/>
+        <w:gridCol w:w="896"/>
+        <w:gridCol w:w="1792"/>
+        <w:gridCol w:w="1195"/>
+        <w:gridCol w:w="1394"/>
+        <w:gridCol w:w="797"/>
       </w:tblGrid>
       <w:tr>
         <w:trPr>
@@ -1666,7 +1685,7 @@
         </w:trPr>
         <w:tc>
           <w:tcPr>
-            <w:tcW w:w="1573" w:type="dxa"/>
+            <w:tcW w:w="1516" w:type="dxa"/>
           </w:tcPr>
           <w:p>
             <w:pPr>
@@ -1679,12 +1698,12 @@
         </w:tc>
         <w:tc>
           <w:tcPr>
-            <w:tcW w:w="1574" w:type="dxa"/>
-          </w:tcPr>
-          <w:p>
-            <w:pPr>
-              <w:pStyle w:val="Compact"/>
-              <w:jc w:val="center"/>
+            <w:tcW w:w="1263" w:type="dxa"/>
+          </w:tcPr>
+          <w:p>
+            <w:pPr>
+              <w:pStyle w:val="Compact"/>
+              <w:jc w:val="right"/>
             </w:pPr>
             <w:r>
               <w:t>Logistic Train</w:t>
@@ -1693,12 +1712,12 @@
         </w:tc>
         <w:tc>
           <w:tcPr>
-            <w:tcW w:w="1574" w:type="dxa"/>
-          </w:tcPr>
-          <w:p>
-            <w:pPr>
-              <w:pStyle w:val="Compact"/>
-              <w:jc w:val="center"/>
+            <w:tcW w:w="758" w:type="dxa"/>
+          </w:tcPr>
+          <w:p>
+            <w:pPr>
+              <w:pStyle w:val="Compact"/>
+              <w:jc w:val="right"/>
             </w:pPr>
             <w:r>
               <w:t>RF Train</w:t>
@@ -1707,12 +1726,12 @@
         </w:tc>
         <w:tc>
           <w:tcPr>
-            <w:tcW w:w="1573" w:type="dxa"/>
-          </w:tcPr>
-          <w:p>
-            <w:pPr>
-              <w:pStyle w:val="Compact"/>
-              <w:jc w:val="center"/>
+            <w:tcW w:w="1516" w:type="dxa"/>
+          </w:tcPr>
+          <w:p>
+            <w:pPr>
+              <w:pStyle w:val="Compact"/>
+              <w:jc w:val="right"/>
             </w:pPr>
             <w:r>
               <w:t>Logistic Validate</w:t>
@@ -1721,12 +1740,12 @@
         </w:tc>
         <w:tc>
           <w:tcPr>
-            <w:tcW w:w="1574" w:type="dxa"/>
-          </w:tcPr>
-          <w:p>
-            <w:pPr>
-              <w:pStyle w:val="Compact"/>
-              <w:jc w:val="center"/>
+            <w:tcW w:w="1011" w:type="dxa"/>
+          </w:tcPr>
+          <w:p>
+            <w:pPr>
+              <w:pStyle w:val="Compact"/>
+              <w:jc w:val="right"/>
             </w:pPr>
             <w:r>
               <w:t>RF Validate</w:t>
@@ -1735,12 +1754,12 @@
         </w:tc>
         <w:tc>
           <w:tcPr>
-            <w:tcW w:w="1574" w:type="dxa"/>
-          </w:tcPr>
-          <w:p>
-            <w:pPr>
-              <w:pStyle w:val="Compact"/>
-              <w:jc w:val="center"/>
+            <w:tcW w:w="1179" w:type="dxa"/>
+          </w:tcPr>
+          <w:p>
+            <w:pPr>
+              <w:pStyle w:val="Compact"/>
+              <w:jc w:val="right"/>
             </w:pPr>
             <w:r>
               <w:t>Logistic Test</w:t>
@@ -1749,12 +1768,12 @@
         </w:tc>
         <w:tc>
           <w:tcPr>
-            <w:tcW w:w="1574" w:type="dxa"/>
-          </w:tcPr>
-          <w:p>
-            <w:pPr>
-              <w:pStyle w:val="Compact"/>
-              <w:jc w:val="center"/>
+            <w:tcW w:w="674" w:type="dxa"/>
+          </w:tcPr>
+          <w:p>
+            <w:pPr>
+              <w:pStyle w:val="Compact"/>
+              <w:jc w:val="right"/>
             </w:pPr>
             <w:r>
               <w:t>RF Test</w:t>
@@ -1765,7 +1784,7 @@
       <w:tr>
         <w:tc>
           <w:tcPr>
-            <w:tcW w:w="1573" w:type="dxa"/>
+            <w:tcW w:w="1516" w:type="dxa"/>
           </w:tcPr>
           <w:p>
             <w:pPr>
@@ -1778,54 +1797,40 @@
         </w:tc>
         <w:tc>
           <w:tcPr>
-            <w:tcW w:w="1574" w:type="dxa"/>
-          </w:tcPr>
-          <w:p>
-            <w:pPr>
-              <w:pStyle w:val="Compact"/>
-              <w:jc w:val="center"/>
-            </w:pPr>
-            <w:r>
-              <w:t>0.8945</w:t>
-            </w:r>
-          </w:p>
-        </w:tc>
-        <w:tc>
-          <w:tcPr>
-            <w:tcW w:w="1574" w:type="dxa"/>
-          </w:tcPr>
-          <w:p>
-            <w:pPr>
-              <w:pStyle w:val="Compact"/>
-              <w:jc w:val="center"/>
-            </w:pPr>
-            <w:r>
-              <w:t>0.9983</w:t>
-            </w:r>
-          </w:p>
-        </w:tc>
-        <w:tc>
-          <w:tcPr>
-            <w:tcW w:w="1573" w:type="dxa"/>
-          </w:tcPr>
-          <w:p>
-            <w:pPr>
-              <w:pStyle w:val="Compact"/>
-              <w:jc w:val="center"/>
-            </w:pPr>
-            <w:r>
-              <w:t>0.8480</w:t>
-            </w:r>
-          </w:p>
-        </w:tc>
-        <w:tc>
-          <w:tcPr>
-            <w:tcW w:w="1574" w:type="dxa"/>
-          </w:tcPr>
-          <w:p>
-            <w:pPr>
-              <w:pStyle w:val="Compact"/>
-              <w:jc w:val="center"/>
+            <w:tcW w:w="1263" w:type="dxa"/>
+          </w:tcPr>
+          <w:p>
+            <w:pPr>
+              <w:pStyle w:val="Compact"/>
+              <w:jc w:val="right"/>
+            </w:pPr>
+            <w:r>
+              <w:t>0.8937</w:t>
+            </w:r>
+          </w:p>
+        </w:tc>
+        <w:tc>
+          <w:tcPr>
+            <w:tcW w:w="758" w:type="dxa"/>
+          </w:tcPr>
+          <w:p>
+            <w:pPr>
+              <w:pStyle w:val="Compact"/>
+              <w:jc w:val="right"/>
+            </w:pPr>
+            <w:r>
+              <w:t>0.9991</w:t>
+            </w:r>
+          </w:p>
+        </w:tc>
+        <w:tc>
+          <w:tcPr>
+            <w:tcW w:w="1516" w:type="dxa"/>
+          </w:tcPr>
+          <w:p>
+            <w:pPr>
+              <w:pStyle w:val="Compact"/>
+              <w:jc w:val="right"/>
             </w:pPr>
             <w:r>
               <w:t>0.8720</w:t>
@@ -1834,29 +1839,43 @@
         </w:tc>
         <w:tc>
           <w:tcPr>
-            <w:tcW w:w="1574" w:type="dxa"/>
-          </w:tcPr>
-          <w:p>
-            <w:pPr>
-              <w:pStyle w:val="Compact"/>
-              <w:jc w:val="center"/>
-            </w:pPr>
-            <w:r>
-              <w:t>0.8916</w:t>
-            </w:r>
-          </w:p>
-        </w:tc>
-        <w:tc>
-          <w:tcPr>
-            <w:tcW w:w="1574" w:type="dxa"/>
-          </w:tcPr>
-          <w:p>
-            <w:pPr>
-              <w:pStyle w:val="Compact"/>
-              <w:jc w:val="center"/>
-            </w:pPr>
-            <w:r>
-              <w:t>0.8635</w:t>
+            <w:tcW w:w="1011" w:type="dxa"/>
+          </w:tcPr>
+          <w:p>
+            <w:pPr>
+              <w:pStyle w:val="Compact"/>
+              <w:jc w:val="right"/>
+            </w:pPr>
+            <w:r>
+              <w:t>0.8360</w:t>
+            </w:r>
+          </w:p>
+        </w:tc>
+        <w:tc>
+          <w:tcPr>
+            <w:tcW w:w="1179" w:type="dxa"/>
+          </w:tcPr>
+          <w:p>
+            <w:pPr>
+              <w:pStyle w:val="Compact"/>
+              <w:jc w:val="right"/>
+            </w:pPr>
+            <w:r>
+              <w:t>0.8715</w:t>
+            </w:r>
+          </w:p>
+        </w:tc>
+        <w:tc>
+          <w:tcPr>
+            <w:tcW w:w="674" w:type="dxa"/>
+          </w:tcPr>
+          <w:p>
+            <w:pPr>
+              <w:pStyle w:val="Compact"/>
+              <w:jc w:val="right"/>
+            </w:pPr>
+            <w:r>
+              <w:t>0.8835</w:t>
             </w:r>
           </w:p>
         </w:tc>
@@ -1864,7 +1883,7 @@
       <w:tr>
         <w:tc>
           <w:tcPr>
-            <w:tcW w:w="1573" w:type="dxa"/>
+            <w:tcW w:w="1516" w:type="dxa"/>
           </w:tcPr>
           <w:p>
             <w:pPr>
@@ -1877,85 +1896,85 @@
         </w:tc>
         <w:tc>
           <w:tcPr>
-            <w:tcW w:w="1574" w:type="dxa"/>
-          </w:tcPr>
-          <w:p>
-            <w:pPr>
-              <w:pStyle w:val="Compact"/>
-              <w:jc w:val="center"/>
-            </w:pPr>
-            <w:r>
-              <w:t>0.9627</w:t>
-            </w:r>
-          </w:p>
-        </w:tc>
-        <w:tc>
-          <w:tcPr>
-            <w:tcW w:w="1574" w:type="dxa"/>
-          </w:tcPr>
-          <w:p>
-            <w:pPr>
-              <w:pStyle w:val="Compact"/>
-              <w:jc w:val="center"/>
-            </w:pPr>
-            <w:r>
-              <w:t>0.9999</w:t>
-            </w:r>
-          </w:p>
-        </w:tc>
-        <w:tc>
-          <w:tcPr>
-            <w:tcW w:w="1573" w:type="dxa"/>
-          </w:tcPr>
-          <w:p>
-            <w:pPr>
-              <w:pStyle w:val="Compact"/>
-              <w:jc w:val="center"/>
-            </w:pPr>
-            <w:r>
-              <w:t>0.9377</w:t>
-            </w:r>
-          </w:p>
-        </w:tc>
-        <w:tc>
-          <w:tcPr>
-            <w:tcW w:w="1574" w:type="dxa"/>
-          </w:tcPr>
-          <w:p>
-            <w:pPr>
-              <w:pStyle w:val="Compact"/>
-              <w:jc w:val="center"/>
-            </w:pPr>
-            <w:r>
-              <w:t>0.9405</w:t>
-            </w:r>
-          </w:p>
-        </w:tc>
-        <w:tc>
-          <w:tcPr>
-            <w:tcW w:w="1574" w:type="dxa"/>
-          </w:tcPr>
-          <w:p>
-            <w:pPr>
-              <w:pStyle w:val="Compact"/>
-              <w:jc w:val="center"/>
-            </w:pPr>
-            <w:r>
-              <w:t>0.9408</w:t>
-            </w:r>
-          </w:p>
-        </w:tc>
-        <w:tc>
-          <w:tcPr>
-            <w:tcW w:w="1574" w:type="dxa"/>
-          </w:tcPr>
-          <w:p>
-            <w:pPr>
-              <w:pStyle w:val="Compact"/>
-              <w:jc w:val="center"/>
-            </w:pPr>
-            <w:r>
-              <w:t>0.9420</w:t>
+            <w:tcW w:w="1263" w:type="dxa"/>
+          </w:tcPr>
+          <w:p>
+            <w:pPr>
+              <w:pStyle w:val="Compact"/>
+              <w:jc w:val="right"/>
+            </w:pPr>
+            <w:r>
+              <w:t>0.9551</w:t>
+            </w:r>
+          </w:p>
+        </w:tc>
+        <w:tc>
+          <w:tcPr>
+            <w:tcW w:w="758" w:type="dxa"/>
+          </w:tcPr>
+          <w:p>
+            <w:pPr>
+              <w:pStyle w:val="Compact"/>
+              <w:jc w:val="right"/>
+            </w:pPr>
+            <w:r>
+              <w:t>1.0000</w:t>
+            </w:r>
+          </w:p>
+        </w:tc>
+        <w:tc>
+          <w:tcPr>
+            <w:tcW w:w="1516" w:type="dxa"/>
+          </w:tcPr>
+          <w:p>
+            <w:pPr>
+              <w:pStyle w:val="Compact"/>
+              <w:jc w:val="right"/>
+            </w:pPr>
+            <w:r>
+              <w:t>0.9503</w:t>
+            </w:r>
+          </w:p>
+        </w:tc>
+        <w:tc>
+          <w:tcPr>
+            <w:tcW w:w="1011" w:type="dxa"/>
+          </w:tcPr>
+          <w:p>
+            <w:pPr>
+              <w:pStyle w:val="Compact"/>
+              <w:jc w:val="right"/>
+            </w:pPr>
+            <w:r>
+              <w:t>0.9470</w:t>
+            </w:r>
+          </w:p>
+        </w:tc>
+        <w:tc>
+          <w:tcPr>
+            <w:tcW w:w="1179" w:type="dxa"/>
+          </w:tcPr>
+          <w:p>
+            <w:pPr>
+              <w:pStyle w:val="Compact"/>
+              <w:jc w:val="right"/>
+            </w:pPr>
+            <w:r>
+              <w:t>0.9557</w:t>
+            </w:r>
+          </w:p>
+        </w:tc>
+        <w:tc>
+          <w:tcPr>
+            <w:tcW w:w="674" w:type="dxa"/>
+          </w:tcPr>
+          <w:p>
+            <w:pPr>
+              <w:pStyle w:val="Compact"/>
+              <w:jc w:val="right"/>
+            </w:pPr>
+            <w:r>
+              <w:t>0.9580</w:t>
             </w:r>
           </w:p>
         </w:tc>
@@ -1963,7 +1982,7 @@
       <w:tr>
         <w:tc>
           <w:tcPr>
-            <w:tcW w:w="1573" w:type="dxa"/>
+            <w:tcW w:w="1516" w:type="dxa"/>
           </w:tcPr>
           <w:p>
             <w:pPr>
@@ -1976,85 +1995,85 @@
         </w:tc>
         <w:tc>
           <w:tcPr>
-            <w:tcW w:w="1574" w:type="dxa"/>
-          </w:tcPr>
-          <w:p>
-            <w:pPr>
-              <w:pStyle w:val="Compact"/>
-              <w:jc w:val="center"/>
-            </w:pPr>
-            <w:r>
-              <w:t>0.8940</w:t>
-            </w:r>
-          </w:p>
-        </w:tc>
-        <w:tc>
-          <w:tcPr>
-            <w:tcW w:w="1574" w:type="dxa"/>
-          </w:tcPr>
-          <w:p>
-            <w:pPr>
-              <w:pStyle w:val="Compact"/>
-              <w:jc w:val="center"/>
-            </w:pPr>
-            <w:r>
-              <w:t>0.9982</w:t>
-            </w:r>
-          </w:p>
-        </w:tc>
-        <w:tc>
-          <w:tcPr>
-            <w:tcW w:w="1573" w:type="dxa"/>
-          </w:tcPr>
-          <w:p>
-            <w:pPr>
-              <w:pStyle w:val="Compact"/>
-              <w:jc w:val="center"/>
-            </w:pPr>
-            <w:r>
-              <w:t>0.8463</w:t>
-            </w:r>
-          </w:p>
-        </w:tc>
-        <w:tc>
-          <w:tcPr>
-            <w:tcW w:w="1574" w:type="dxa"/>
-          </w:tcPr>
-          <w:p>
-            <w:pPr>
-              <w:pStyle w:val="Compact"/>
-              <w:jc w:val="center"/>
-            </w:pPr>
-            <w:r>
-              <w:t>0.8751</w:t>
-            </w:r>
-          </w:p>
-        </w:tc>
-        <w:tc>
-          <w:tcPr>
-            <w:tcW w:w="1574" w:type="dxa"/>
-          </w:tcPr>
-          <w:p>
-            <w:pPr>
-              <w:pStyle w:val="Compact"/>
-              <w:jc w:val="center"/>
-            </w:pPr>
-            <w:r>
-              <w:t>0.8880</w:t>
-            </w:r>
-          </w:p>
-        </w:tc>
-        <w:tc>
-          <w:tcPr>
-            <w:tcW w:w="1574" w:type="dxa"/>
-          </w:tcPr>
-          <w:p>
-            <w:pPr>
-              <w:pStyle w:val="Compact"/>
-              <w:jc w:val="center"/>
-            </w:pPr>
-            <w:r>
-              <w:t>0.8628</w:t>
+            <w:tcW w:w="1263" w:type="dxa"/>
+          </w:tcPr>
+          <w:p>
+            <w:pPr>
+              <w:pStyle w:val="Compact"/>
+              <w:jc w:val="right"/>
+            </w:pPr>
+            <w:r>
+              <w:t>0.8934</w:t>
+            </w:r>
+          </w:p>
+        </w:tc>
+        <w:tc>
+          <w:tcPr>
+            <w:tcW w:w="758" w:type="dxa"/>
+          </w:tcPr>
+          <w:p>
+            <w:pPr>
+              <w:pStyle w:val="Compact"/>
+              <w:jc w:val="right"/>
+            </w:pPr>
+            <w:r>
+              <w:t>0.9992</w:t>
+            </w:r>
+          </w:p>
+        </w:tc>
+        <w:tc>
+          <w:tcPr>
+            <w:tcW w:w="1516" w:type="dxa"/>
+          </w:tcPr>
+          <w:p>
+            <w:pPr>
+              <w:pStyle w:val="Compact"/>
+              <w:jc w:val="right"/>
+            </w:pPr>
+            <w:r>
+              <w:t>0.8734</w:t>
+            </w:r>
+          </w:p>
+        </w:tc>
+        <w:tc>
+          <w:tcPr>
+            <w:tcW w:w="1011" w:type="dxa"/>
+          </w:tcPr>
+          <w:p>
+            <w:pPr>
+              <w:pStyle w:val="Compact"/>
+              <w:jc w:val="right"/>
+            </w:pPr>
+            <w:r>
+              <w:t>0.8397</w:t>
+            </w:r>
+          </w:p>
+        </w:tc>
+        <w:tc>
+          <w:tcPr>
+            <w:tcW w:w="1179" w:type="dxa"/>
+          </w:tcPr>
+          <w:p>
+            <w:pPr>
+              <w:pStyle w:val="Compact"/>
+              <w:jc w:val="right"/>
+            </w:pPr>
+            <w:r>
+              <w:t>0.8713</w:t>
+            </w:r>
+          </w:p>
+        </w:tc>
+        <w:tc>
+          <w:tcPr>
+            <w:tcW w:w="674" w:type="dxa"/>
+          </w:tcPr>
+          <w:p>
+            <w:pPr>
+              <w:pStyle w:val="Compact"/>
+              <w:jc w:val="right"/>
+            </w:pPr>
+            <w:r>
+              <w:t>0.8853</w:t>
             </w:r>
           </w:p>
         </w:tc>
@@ -2062,7 +2081,7 @@
       <w:tr>
         <w:tc>
           <w:tcPr>
-            <w:tcW w:w="1573" w:type="dxa"/>
+            <w:tcW w:w="1516" w:type="dxa"/>
           </w:tcPr>
           <w:p>
             <w:pPr>
@@ -2075,85 +2094,85 @@
         </w:tc>
         <w:tc>
           <w:tcPr>
-            <w:tcW w:w="1574" w:type="dxa"/>
-          </w:tcPr>
-          <w:p>
-            <w:pPr>
-              <w:pStyle w:val="Compact"/>
-              <w:jc w:val="center"/>
-            </w:pPr>
-            <w:r>
-              <w:t>0.7881</w:t>
-            </w:r>
-          </w:p>
-        </w:tc>
-        <w:tc>
-          <w:tcPr>
-            <w:tcW w:w="1574" w:type="dxa"/>
-          </w:tcPr>
-          <w:p>
-            <w:pPr>
-              <w:pStyle w:val="Compact"/>
-              <w:jc w:val="center"/>
-            </w:pPr>
-            <w:r>
-              <w:t>0.9966</w:t>
-            </w:r>
-          </w:p>
-        </w:tc>
-        <w:tc>
-          <w:tcPr>
-            <w:tcW w:w="1573" w:type="dxa"/>
-          </w:tcPr>
-          <w:p>
-            <w:pPr>
-              <w:pStyle w:val="Compact"/>
-              <w:jc w:val="center"/>
-            </w:pPr>
-            <w:r>
-              <w:t>0.6941</w:t>
-            </w:r>
-          </w:p>
-        </w:tc>
-        <w:tc>
-          <w:tcPr>
-            <w:tcW w:w="1574" w:type="dxa"/>
-          </w:tcPr>
-          <w:p>
-            <w:pPr>
-              <w:pStyle w:val="Compact"/>
-              <w:jc w:val="center"/>
-            </w:pPr>
-            <w:r>
-              <w:t>0.7448</w:t>
-            </w:r>
-          </w:p>
-        </w:tc>
-        <w:tc>
-          <w:tcPr>
-            <w:tcW w:w="1574" w:type="dxa"/>
-          </w:tcPr>
-          <w:p>
-            <w:pPr>
-              <w:pStyle w:val="Compact"/>
-              <w:jc w:val="center"/>
-            </w:pPr>
-            <w:r>
-              <w:t>0.7808</w:t>
-            </w:r>
-          </w:p>
-        </w:tc>
-        <w:tc>
-          <w:tcPr>
-            <w:tcW w:w="1574" w:type="dxa"/>
-          </w:tcPr>
-          <w:p>
-            <w:pPr>
-              <w:pStyle w:val="Compact"/>
-              <w:jc w:val="center"/>
-            </w:pPr>
-            <w:r>
-              <w:t>0.7256</w:t>
+            <w:tcW w:w="1263" w:type="dxa"/>
+          </w:tcPr>
+          <w:p>
+            <w:pPr>
+              <w:pStyle w:val="Compact"/>
+              <w:jc w:val="right"/>
+            </w:pPr>
+            <w:r>
+              <w:t>0.7870</w:t>
+            </w:r>
+          </w:p>
+        </w:tc>
+        <w:tc>
+          <w:tcPr>
+            <w:tcW w:w="758" w:type="dxa"/>
+          </w:tcPr>
+          <w:p>
+            <w:pPr>
+              <w:pStyle w:val="Compact"/>
+              <w:jc w:val="right"/>
+            </w:pPr>
+            <w:r>
+              <w:t>0.9983</w:t>
+            </w:r>
+          </w:p>
+        </w:tc>
+        <w:tc>
+          <w:tcPr>
+            <w:tcW w:w="1516" w:type="dxa"/>
+          </w:tcPr>
+          <w:p>
+            <w:pPr>
+              <w:pStyle w:val="Compact"/>
+              <w:jc w:val="right"/>
+            </w:pPr>
+            <w:r>
+              <w:t>0.7444</w:t>
+            </w:r>
+          </w:p>
+        </w:tc>
+        <w:tc>
+          <w:tcPr>
+            <w:tcW w:w="1011" w:type="dxa"/>
+          </w:tcPr>
+          <w:p>
+            <w:pPr>
+              <w:pStyle w:val="Compact"/>
+              <w:jc w:val="right"/>
+            </w:pPr>
+            <w:r>
+              <w:t>0.6741</w:t>
+            </w:r>
+          </w:p>
+        </w:tc>
+        <w:tc>
+          <w:tcPr>
+            <w:tcW w:w="1179" w:type="dxa"/>
+          </w:tcPr>
+          <w:p>
+            <w:pPr>
+              <w:pStyle w:val="Compact"/>
+              <w:jc w:val="right"/>
+            </w:pPr>
+            <w:r>
+              <w:t>0.7426</w:t>
+            </w:r>
+          </w:p>
+        </w:tc>
+        <w:tc>
+          <w:tcPr>
+            <w:tcW w:w="674" w:type="dxa"/>
+          </w:tcPr>
+          <w:p>
+            <w:pPr>
+              <w:pStyle w:val="Compact"/>
+              <w:jc w:val="right"/>
+            </w:pPr>
+            <w:r>
+              <w:t>0.7676</w:t>
             </w:r>
           </w:p>
         </w:tc>
@@ -2161,7 +2180,7 @@
       <w:tr>
         <w:tc>
           <w:tcPr>
-            <w:tcW w:w="1573" w:type="dxa"/>
+            <w:tcW w:w="1516" w:type="dxa"/>
           </w:tcPr>
           <w:p>
             <w:pPr>
@@ -2174,12 +2193,26 @@
         </w:tc>
         <w:tc>
           <w:tcPr>
-            <w:tcW w:w="1574" w:type="dxa"/>
-          </w:tcPr>
-          <w:p>
-            <w:pPr>
-              <w:pStyle w:val="Compact"/>
-              <w:jc w:val="center"/>
+            <w:tcW w:w="1263" w:type="dxa"/>
+          </w:tcPr>
+          <w:p>
+            <w:pPr>
+              <w:pStyle w:val="Compact"/>
+              <w:jc w:val="right"/>
+            </w:pPr>
+            <w:r>
+              <w:t>0.9284</w:t>
+            </w:r>
+          </w:p>
+        </w:tc>
+        <w:tc>
+          <w:tcPr>
+            <w:tcW w:w="758" w:type="dxa"/>
+          </w:tcPr>
+          <w:p>
+            <w:pPr>
+              <w:pStyle w:val="Compact"/>
+              <w:jc w:val="right"/>
             </w:pPr>
             <w:r>
               <w:t>1.0000</w:t>
@@ -2188,71 +2221,57 @@
         </w:tc>
         <w:tc>
           <w:tcPr>
-            <w:tcW w:w="1574" w:type="dxa"/>
-          </w:tcPr>
-          <w:p>
-            <w:pPr>
-              <w:pStyle w:val="Compact"/>
-              <w:jc w:val="center"/>
-            </w:pPr>
-            <w:r>
-              <w:t>0.4795</w:t>
-            </w:r>
-          </w:p>
-        </w:tc>
-        <w:tc>
-          <w:tcPr>
-            <w:tcW w:w="1573" w:type="dxa"/>
-          </w:tcPr>
-          <w:p>
-            <w:pPr>
-              <w:pStyle w:val="Compact"/>
-              <w:jc w:val="center"/>
-            </w:pPr>
-            <w:r>
-              <w:t>0.6265</w:t>
-            </w:r>
-          </w:p>
-        </w:tc>
-        <w:tc>
-          <w:tcPr>
-            <w:tcW w:w="1574" w:type="dxa"/>
-          </w:tcPr>
-          <w:p>
-            <w:pPr>
-              <w:pStyle w:val="Compact"/>
-              <w:jc w:val="center"/>
-            </w:pPr>
-            <w:r>
-              <w:t>0.0216</w:t>
-            </w:r>
-          </w:p>
-        </w:tc>
-        <w:tc>
-          <w:tcPr>
-            <w:tcW w:w="1574" w:type="dxa"/>
-          </w:tcPr>
-          <w:p>
-            <w:pPr>
-              <w:pStyle w:val="Compact"/>
-              <w:jc w:val="center"/>
-            </w:pPr>
-            <w:r>
-              <w:t>0.0543</w:t>
-            </w:r>
-          </w:p>
-        </w:tc>
-        <w:tc>
-          <w:tcPr>
-            <w:tcW w:w="1574" w:type="dxa"/>
-          </w:tcPr>
-          <w:p>
-            <w:pPr>
-              <w:pStyle w:val="Compact"/>
-              <w:jc w:val="center"/>
+            <w:tcW w:w="1516" w:type="dxa"/>
+          </w:tcPr>
+          <w:p>
+            <w:pPr>
+              <w:pStyle w:val="Compact"/>
+              <w:jc w:val="right"/>
+            </w:pPr>
+            <w:r>
+              <w:t>0.1116</w:t>
+            </w:r>
+          </w:p>
+        </w:tc>
+        <w:tc>
+          <w:tcPr>
+            <w:tcW w:w="1011" w:type="dxa"/>
+          </w:tcPr>
+          <w:p>
+            <w:pPr>
+              <w:pStyle w:val="Compact"/>
+              <w:jc w:val="right"/>
+            </w:pPr>
+            <w:r>
+              <w:t>0.0002</w:t>
+            </w:r>
+          </w:p>
+        </w:tc>
+        <w:tc>
+          <w:tcPr>
+            <w:tcW w:w="1179" w:type="dxa"/>
+          </w:tcPr>
+          <w:p>
+            <w:pPr>
+              <w:pStyle w:val="Compact"/>
+              <w:jc w:val="right"/>
             </w:pPr>
             <w:r>
               <w:t>1.0000</w:t>
+            </w:r>
+          </w:p>
+        </w:tc>
+        <w:tc>
+          <w:tcPr>
+            <w:tcW w:w="674" w:type="dxa"/>
+          </w:tcPr>
+          <w:p>
+            <w:pPr>
+              <w:pStyle w:val="Compact"/>
+              <w:jc w:val="right"/>
+            </w:pPr>
+            <w:r>
+              <w:t>0.0259</w:t>
             </w:r>
           </w:p>
         </w:tc>
@@ -2260,7 +2279,7 @@
       <w:tr>
         <w:tc>
           <w:tcPr>
-            <w:tcW w:w="1573" w:type="dxa"/>
+            <w:tcW w:w="1516" w:type="dxa"/>
           </w:tcPr>
           <w:p>
             <w:pPr>
@@ -2273,85 +2292,85 @@
         </w:tc>
         <w:tc>
           <w:tcPr>
-            <w:tcW w:w="1574" w:type="dxa"/>
-          </w:tcPr>
-          <w:p>
-            <w:pPr>
-              <w:pStyle w:val="Compact"/>
-              <w:jc w:val="center"/>
-            </w:pPr>
-            <w:r>
-              <w:t>0.8879</w:t>
-            </w:r>
-          </w:p>
-        </w:tc>
-        <w:tc>
-          <w:tcPr>
-            <w:tcW w:w="1574" w:type="dxa"/>
-          </w:tcPr>
-          <w:p>
-            <w:pPr>
-              <w:pStyle w:val="Compact"/>
-              <w:jc w:val="center"/>
-            </w:pPr>
-            <w:r>
-              <w:t>1.0000</w:t>
-            </w:r>
-          </w:p>
-        </w:tc>
-        <w:tc>
-          <w:tcPr>
-            <w:tcW w:w="1573" w:type="dxa"/>
-          </w:tcPr>
-          <w:p>
-            <w:pPr>
-              <w:pStyle w:val="Compact"/>
-              <w:jc w:val="center"/>
-            </w:pPr>
-            <w:r>
-              <w:t>0.8496</w:t>
-            </w:r>
-          </w:p>
-        </w:tc>
-        <w:tc>
-          <w:tcPr>
-            <w:tcW w:w="1574" w:type="dxa"/>
-          </w:tcPr>
-          <w:p>
-            <w:pPr>
-              <w:pStyle w:val="Compact"/>
-              <w:jc w:val="center"/>
-            </w:pPr>
-            <w:r>
-              <w:t>0.8244</w:t>
-            </w:r>
-          </w:p>
-        </w:tc>
-        <w:tc>
-          <w:tcPr>
-            <w:tcW w:w="1574" w:type="dxa"/>
-          </w:tcPr>
-          <w:p>
-            <w:pPr>
-              <w:pStyle w:val="Compact"/>
-              <w:jc w:val="center"/>
-            </w:pPr>
-            <w:r>
-              <w:t>0.9238</w:t>
-            </w:r>
-          </w:p>
-        </w:tc>
-        <w:tc>
-          <w:tcPr>
-            <w:tcW w:w="1574" w:type="dxa"/>
-          </w:tcPr>
-          <w:p>
-            <w:pPr>
-              <w:pStyle w:val="Compact"/>
-              <w:jc w:val="center"/>
-            </w:pPr>
-            <w:r>
-              <w:t>0.8534</w:t>
+            <w:tcW w:w="1263" w:type="dxa"/>
+          </w:tcPr>
+          <w:p>
+            <w:pPr>
+              <w:pStyle w:val="Compact"/>
+              <w:jc w:val="right"/>
+            </w:pPr>
+            <w:r>
+              <w:t>0.8909</w:t>
+            </w:r>
+          </w:p>
+        </w:tc>
+        <w:tc>
+          <w:tcPr>
+            <w:tcW w:w="758" w:type="dxa"/>
+          </w:tcPr>
+          <w:p>
+            <w:pPr>
+              <w:pStyle w:val="Compact"/>
+              <w:jc w:val="right"/>
+            </w:pPr>
+            <w:r>
+              <w:t>0.9982</w:t>
+            </w:r>
+          </w:p>
+        </w:tc>
+        <w:tc>
+          <w:tcPr>
+            <w:tcW w:w="1516" w:type="dxa"/>
+          </w:tcPr>
+          <w:p>
+            <w:pPr>
+              <w:pStyle w:val="Compact"/>
+              <w:jc w:val="right"/>
+            </w:pPr>
+            <w:r>
+              <w:t>0.8385</w:t>
+            </w:r>
+          </w:p>
+        </w:tc>
+        <w:tc>
+          <w:tcPr>
+            <w:tcW w:w="1011" w:type="dxa"/>
+          </w:tcPr>
+          <w:p>
+            <w:pPr>
+              <w:pStyle w:val="Compact"/>
+              <w:jc w:val="right"/>
+            </w:pPr>
+            <w:r>
+              <w:t>0.7724</w:t>
+            </w:r>
+          </w:p>
+        </w:tc>
+        <w:tc>
+          <w:tcPr>
+            <w:tcW w:w="1179" w:type="dxa"/>
+          </w:tcPr>
+          <w:p>
+            <w:pPr>
+              <w:pStyle w:val="Compact"/>
+              <w:jc w:val="right"/>
+            </w:pPr>
+            <w:r>
+              <w:t>0.8667</w:t>
+            </w:r>
+          </w:p>
+        </w:tc>
+        <w:tc>
+          <w:tcPr>
+            <w:tcW w:w="674" w:type="dxa"/>
+          </w:tcPr>
+          <w:p>
+            <w:pPr>
+              <w:pStyle w:val="Compact"/>
+              <w:jc w:val="right"/>
+            </w:pPr>
+            <w:r>
+              <w:t>0.8421</w:t>
             </w:r>
           </w:p>
         </w:tc>
@@ -2359,7 +2378,7 @@
       <w:tr>
         <w:tc>
           <w:tcPr>
-            <w:tcW w:w="1573" w:type="dxa"/>
+            <w:tcW w:w="1516" w:type="dxa"/>
           </w:tcPr>
           <w:p>
             <w:pPr>
@@ -2372,85 +2391,85 @@
         </w:tc>
         <w:tc>
           <w:tcPr>
-            <w:tcW w:w="1574" w:type="dxa"/>
-          </w:tcPr>
-          <w:p>
-            <w:pPr>
-              <w:pStyle w:val="Compact"/>
-              <w:jc w:val="center"/>
-            </w:pPr>
-            <w:r>
-              <w:t>0.9003</w:t>
-            </w:r>
-          </w:p>
-        </w:tc>
-        <w:tc>
-          <w:tcPr>
-            <w:tcW w:w="1574" w:type="dxa"/>
-          </w:tcPr>
-          <w:p>
-            <w:pPr>
-              <w:pStyle w:val="Compact"/>
-              <w:jc w:val="center"/>
-            </w:pPr>
-            <w:r>
-              <w:t>0.9968</w:t>
-            </w:r>
-          </w:p>
-        </w:tc>
-        <w:tc>
-          <w:tcPr>
-            <w:tcW w:w="1573" w:type="dxa"/>
-          </w:tcPr>
-          <w:p>
-            <w:pPr>
-              <w:pStyle w:val="Compact"/>
-              <w:jc w:val="center"/>
-            </w:pPr>
-            <w:r>
-              <w:t>0.8467</w:t>
-            </w:r>
-          </w:p>
-        </w:tc>
-        <w:tc>
-          <w:tcPr>
-            <w:tcW w:w="1574" w:type="dxa"/>
-          </w:tcPr>
-          <w:p>
-            <w:pPr>
-              <w:pStyle w:val="Compact"/>
-              <w:jc w:val="center"/>
-            </w:pPr>
-            <w:r>
-              <w:t>0.9244</w:t>
-            </w:r>
-          </w:p>
-        </w:tc>
-        <w:tc>
-          <w:tcPr>
-            <w:tcW w:w="1574" w:type="dxa"/>
-          </w:tcPr>
-          <w:p>
-            <w:pPr>
-              <w:pStyle w:val="Compact"/>
-              <w:jc w:val="center"/>
-            </w:pPr>
-            <w:r>
-              <w:t>0.8681</w:t>
-            </w:r>
-          </w:p>
-        </w:tc>
-        <w:tc>
-          <w:tcPr>
-            <w:tcW w:w="1574" w:type="dxa"/>
-          </w:tcPr>
-          <w:p>
-            <w:pPr>
-              <w:pStyle w:val="Compact"/>
-              <w:jc w:val="center"/>
-            </w:pPr>
-            <w:r>
-              <w:t>0.8722</w:t>
+            <w:tcW w:w="1263" w:type="dxa"/>
+          </w:tcPr>
+          <w:p>
+            <w:pPr>
+              <w:pStyle w:val="Compact"/>
+              <w:jc w:val="right"/>
+            </w:pPr>
+            <w:r>
+              <w:t>0.8962</w:t>
+            </w:r>
+          </w:p>
+        </w:tc>
+        <w:tc>
+          <w:tcPr>
+            <w:tcW w:w="758" w:type="dxa"/>
+          </w:tcPr>
+          <w:p>
+            <w:pPr>
+              <w:pStyle w:val="Compact"/>
+              <w:jc w:val="right"/>
+            </w:pPr>
+            <w:r>
+              <w:t>1.0000</w:t>
+            </w:r>
+          </w:p>
+        </w:tc>
+        <w:tc>
+          <w:tcPr>
+            <w:tcW w:w="1516" w:type="dxa"/>
+          </w:tcPr>
+          <w:p>
+            <w:pPr>
+              <w:pStyle w:val="Compact"/>
+              <w:jc w:val="right"/>
+            </w:pPr>
+            <w:r>
+              <w:t>0.9083</w:t>
+            </w:r>
+          </w:p>
+        </w:tc>
+        <w:tc>
+          <w:tcPr>
+            <w:tcW w:w="1011" w:type="dxa"/>
+          </w:tcPr>
+          <w:p>
+            <w:pPr>
+              <w:pStyle w:val="Compact"/>
+              <w:jc w:val="right"/>
+            </w:pPr>
+            <w:r>
+              <w:t>0.9238</w:t>
+            </w:r>
+          </w:p>
+        </w:tc>
+        <w:tc>
+          <w:tcPr>
+            <w:tcW w:w="1179" w:type="dxa"/>
+          </w:tcPr>
+          <w:p>
+            <w:pPr>
+              <w:pStyle w:val="Compact"/>
+              <w:jc w:val="right"/>
+            </w:pPr>
+            <w:r>
+              <w:t>0.8760</w:t>
+            </w:r>
+          </w:p>
+        </w:tc>
+        <w:tc>
+          <w:tcPr>
+            <w:tcW w:w="674" w:type="dxa"/>
+          </w:tcPr>
+          <w:p>
+            <w:pPr>
+              <w:pStyle w:val="Compact"/>
+              <w:jc w:val="right"/>
+            </w:pPr>
+            <w:r>
+              <w:t>0.9310</w:t>
             </w:r>
           </w:p>
         </w:tc>
@@ -2458,7 +2477,7 @@
       <w:tr>
         <w:tc>
           <w:tcPr>
-            <w:tcW w:w="1573" w:type="dxa"/>
+            <w:tcW w:w="1516" w:type="dxa"/>
           </w:tcPr>
           <w:p>
             <w:pPr>
@@ -2471,85 +2490,85 @@
         </w:tc>
         <w:tc>
           <w:tcPr>
-            <w:tcW w:w="1574" w:type="dxa"/>
-          </w:tcPr>
-          <w:p>
-            <w:pPr>
-              <w:pStyle w:val="Compact"/>
-              <w:jc w:val="center"/>
-            </w:pPr>
-            <w:r>
-              <w:t>0.9018</w:t>
-            </w:r>
-          </w:p>
-        </w:tc>
-        <w:tc>
-          <w:tcPr>
-            <w:tcW w:w="1574" w:type="dxa"/>
-          </w:tcPr>
-          <w:p>
-            <w:pPr>
-              <w:pStyle w:val="Compact"/>
-              <w:jc w:val="center"/>
-            </w:pPr>
-            <w:r>
-              <w:t>1.0000</w:t>
-            </w:r>
-          </w:p>
-        </w:tc>
-        <w:tc>
-          <w:tcPr>
-            <w:tcW w:w="1573" w:type="dxa"/>
-          </w:tcPr>
-          <w:p>
-            <w:pPr>
-              <w:pStyle w:val="Compact"/>
-              <w:jc w:val="center"/>
-            </w:pPr>
-            <w:r>
-              <w:t>0.8722</w:t>
-            </w:r>
-          </w:p>
-        </w:tc>
-        <w:tc>
-          <w:tcPr>
-            <w:tcW w:w="1574" w:type="dxa"/>
-          </w:tcPr>
-          <w:p>
-            <w:pPr>
-              <w:pStyle w:val="Compact"/>
-              <w:jc w:val="center"/>
-            </w:pPr>
-            <w:r>
-              <w:t>0.8271</w:t>
-            </w:r>
-          </w:p>
-        </w:tc>
-        <w:tc>
-          <w:tcPr>
-            <w:tcW w:w="1574" w:type="dxa"/>
-          </w:tcPr>
-          <w:p>
-            <w:pPr>
-              <w:pStyle w:val="Compact"/>
-              <w:jc w:val="center"/>
-            </w:pPr>
-            <w:r>
-              <w:t>0.9398</w:t>
-            </w:r>
-          </w:p>
-        </w:tc>
-        <w:tc>
-          <w:tcPr>
-            <w:tcW w:w="1574" w:type="dxa"/>
-          </w:tcPr>
-          <w:p>
-            <w:pPr>
-              <w:pStyle w:val="Compact"/>
-              <w:jc w:val="center"/>
-            </w:pPr>
-            <w:r>
-              <w:t>0.8722</w:t>
+            <w:tcW w:w="1263" w:type="dxa"/>
+          </w:tcPr>
+          <w:p>
+            <w:pPr>
+              <w:pStyle w:val="Compact"/>
+              <w:jc w:val="right"/>
+            </w:pPr>
+            <w:r>
+              <w:t>0.8992</w:t>
+            </w:r>
+          </w:p>
+        </w:tc>
+        <w:tc>
+          <w:tcPr>
+            <w:tcW w:w="758" w:type="dxa"/>
+          </w:tcPr>
+          <w:p>
+            <w:pPr>
+              <w:pStyle w:val="Compact"/>
+              <w:jc w:val="right"/>
+            </w:pPr>
+            <w:r>
+              <w:t>0.9983</w:t>
+            </w:r>
+          </w:p>
+        </w:tc>
+        <w:tc>
+          <w:tcPr>
+            <w:tcW w:w="1516" w:type="dxa"/>
+          </w:tcPr>
+          <w:p>
+            <w:pPr>
+              <w:pStyle w:val="Compact"/>
+              <w:jc w:val="right"/>
+            </w:pPr>
+            <w:r>
+              <w:t>0.8385</w:t>
+            </w:r>
+          </w:p>
+        </w:tc>
+        <w:tc>
+          <w:tcPr>
+            <w:tcW w:w="1011" w:type="dxa"/>
+          </w:tcPr>
+          <w:p>
+            <w:pPr>
+              <w:pStyle w:val="Compact"/>
+              <w:jc w:val="right"/>
+            </w:pPr>
+            <w:r>
+              <w:t>0.7462</w:t>
+            </w:r>
+          </w:p>
+        </w:tc>
+        <w:tc>
+          <w:tcPr>
+            <w:tcW w:w="1179" w:type="dxa"/>
+          </w:tcPr>
+          <w:p>
+            <w:pPr>
+              <w:pStyle w:val="Compact"/>
+              <w:jc w:val="right"/>
+            </w:pPr>
+            <w:r>
+              <w:t>0.8760</w:t>
+            </w:r>
+          </w:p>
+        </w:tc>
+        <w:tc>
+          <w:tcPr>
+            <w:tcW w:w="674" w:type="dxa"/>
+          </w:tcPr>
+          <w:p>
+            <w:pPr>
+              <w:pStyle w:val="Compact"/>
+              <w:jc w:val="right"/>
+            </w:pPr>
+            <w:r>
+              <w:t>0.8372</w:t>
             </w:r>
           </w:p>
         </w:tc>
@@ -2557,7 +2576,7 @@
       <w:tr>
         <w:tc>
           <w:tcPr>
-            <w:tcW w:w="1573" w:type="dxa"/>
+            <w:tcW w:w="1516" w:type="dxa"/>
           </w:tcPr>
           <w:p>
             <w:pPr>
@@ -2570,85 +2589,85 @@
         </w:tc>
         <w:tc>
           <w:tcPr>
-            <w:tcW w:w="1574" w:type="dxa"/>
-          </w:tcPr>
-          <w:p>
-            <w:pPr>
-              <w:pStyle w:val="Compact"/>
-              <w:jc w:val="center"/>
-            </w:pPr>
-            <w:r>
-              <w:t>0.8862</w:t>
-            </w:r>
-          </w:p>
-        </w:tc>
-        <w:tc>
-          <w:tcPr>
-            <w:tcW w:w="1574" w:type="dxa"/>
-          </w:tcPr>
-          <w:p>
-            <w:pPr>
-              <w:pStyle w:val="Compact"/>
-              <w:jc w:val="center"/>
-            </w:pPr>
-            <w:r>
-              <w:t>0.9963</w:t>
-            </w:r>
-          </w:p>
-        </w:tc>
-        <w:tc>
-          <w:tcPr>
-            <w:tcW w:w="1573" w:type="dxa"/>
-          </w:tcPr>
-          <w:p>
-            <w:pPr>
-              <w:pStyle w:val="Compact"/>
-              <w:jc w:val="center"/>
-            </w:pPr>
-            <w:r>
-              <w:t>0.8205</w:t>
-            </w:r>
-          </w:p>
-        </w:tc>
-        <w:tc>
-          <w:tcPr>
-            <w:tcW w:w="1574" w:type="dxa"/>
-          </w:tcPr>
-          <w:p>
-            <w:pPr>
-              <w:pStyle w:val="Compact"/>
-              <w:jc w:val="center"/>
-            </w:pPr>
-            <w:r>
-              <w:t>0.9231</w:t>
-            </w:r>
-          </w:p>
-        </w:tc>
-        <w:tc>
-          <w:tcPr>
-            <w:tcW w:w="1574" w:type="dxa"/>
-          </w:tcPr>
-          <w:p>
-            <w:pPr>
-              <w:pStyle w:val="Compact"/>
-              <w:jc w:val="center"/>
-            </w:pPr>
-            <w:r>
-              <w:t>0.8362</w:t>
-            </w:r>
-          </w:p>
-        </w:tc>
-        <w:tc>
-          <w:tcPr>
-            <w:tcW w:w="1574" w:type="dxa"/>
-          </w:tcPr>
-          <w:p>
-            <w:pPr>
-              <w:pStyle w:val="Compact"/>
-              <w:jc w:val="center"/>
-            </w:pPr>
-            <w:r>
-              <w:t>0.8534</w:t>
+            <w:tcW w:w="1263" w:type="dxa"/>
+          </w:tcPr>
+          <w:p>
+            <w:pPr>
+              <w:pStyle w:val="Compact"/>
+              <w:jc w:val="right"/>
+            </w:pPr>
+            <w:r>
+              <w:t>0.8877</w:t>
+            </w:r>
+          </w:p>
+        </w:tc>
+        <w:tc>
+          <w:tcPr>
+            <w:tcW w:w="758" w:type="dxa"/>
+          </w:tcPr>
+          <w:p>
+            <w:pPr>
+              <w:pStyle w:val="Compact"/>
+              <w:jc w:val="right"/>
+            </w:pPr>
+            <w:r>
+              <w:t>1.0000</w:t>
+            </w:r>
+          </w:p>
+        </w:tc>
+        <w:tc>
+          <w:tcPr>
+            <w:tcW w:w="1516" w:type="dxa"/>
+          </w:tcPr>
+          <w:p>
+            <w:pPr>
+              <w:pStyle w:val="Compact"/>
+              <w:jc w:val="right"/>
+            </w:pPr>
+            <w:r>
+              <w:t>0.9083</w:t>
+            </w:r>
+          </w:p>
+        </w:tc>
+        <w:tc>
+          <w:tcPr>
+            <w:tcW w:w="1011" w:type="dxa"/>
+          </w:tcPr>
+          <w:p>
+            <w:pPr>
+              <w:pStyle w:val="Compact"/>
+              <w:jc w:val="right"/>
+            </w:pPr>
+            <w:r>
+              <w:t>0.9333</w:t>
+            </w:r>
+          </w:p>
+        </w:tc>
+        <w:tc>
+          <w:tcPr>
+            <w:tcW w:w="1179" w:type="dxa"/>
+          </w:tcPr>
+          <w:p>
+            <w:pPr>
+              <w:pStyle w:val="Compact"/>
+              <w:jc w:val="right"/>
+            </w:pPr>
+            <w:r>
+              <w:t>0.8667</w:t>
+            </w:r>
+          </w:p>
+        </w:tc>
+        <w:tc>
+          <w:tcPr>
+            <w:tcW w:w="674" w:type="dxa"/>
+          </w:tcPr>
+          <w:p>
+            <w:pPr>
+              <w:pStyle w:val="Compact"/>
+              <w:jc w:val="right"/>
+            </w:pPr>
+            <w:r>
+              <w:t>0.9333</w:t>
             </w:r>
           </w:p>
         </w:tc>
@@ -2667,11 +2686,7 @@
         <w:pStyle w:val="BodyText"/>
       </w:pPr>
       <w:r>
-        <w:t xml:space="preserve">Compared to the random forest model, logistic regression showed lower training metrics but superior generalization on validation and test sets. This suggests lower overfitting risk and greater interpretability, </w:t>
-      </w:r>
-      <w:r>
-        <w:lastRenderedPageBreak/>
-        <w:t>which are key advantages for stakeholder-facing diagnostics. Its stable performance across splits make it the preferred model for structural adequacy classification in this context.</w:t>
+        <w:t>Compared to the random forest model, logistic regression showed lower training metrics but superior generalization on validation and test sets. This suggests lower overfitting risk and greater interpretability, which are key advantages for stakeholder-facing diagnostics. Its stable performance across splits make it the preferred model for structural adequacy classification in this context.</w:t>
       </w:r>
     </w:p>
     <w:p>
@@ -2697,8 +2712,8 @@
       <w:pPr>
         <w:pStyle w:val="Heading1"/>
       </w:pPr>
-      <w:bookmarkStart w:id="5" w:name="misclassification-analysis"/>
-      <w:bookmarkEnd w:id="4"/>
+      <w:bookmarkStart w:id="6" w:name="misclassification-analysis"/>
+      <w:bookmarkEnd w:id="5"/>
       <w:r>
         <w:t>Misclassification Analysis</w:t>
       </w:r>
@@ -2708,7 +2723,11 @@
         <w:pStyle w:val="FirstParagraph"/>
       </w:pPr>
       <w:r>
-        <w:t>Mis-classification analysis revealed that both models performed cleanly at adequacy score extremes (0, 1, and 6), while errors clustered around borderline scores (3 and 4). This pattern suggests that models were not simply reproducing the adequacy score but learning latent structural signals embedded in the feature space.</w:t>
+        <w:t xml:space="preserve">Mis-classification analysis revealed that both models performed cleanly at adequacy score extremes (0, 1, and 6), while errors clustered around borderline scores (3 and 4). This </w:t>
+      </w:r>
+      <w:r>
+        <w:lastRenderedPageBreak/>
+        <w:t>pattern suggests that models were not simply reproducing the adequacy score but learning latent structural signals embedded in the feature space.</w:t>
       </w:r>
     </w:p>
     <w:p>
@@ -2903,7 +2922,7 @@
               <w:jc w:val="right"/>
             </w:pPr>
             <w:r>
-              <w:t>3</w:t>
+              <w:t>4</w:t>
             </w:r>
           </w:p>
         </w:tc>
@@ -2988,7 +3007,7 @@
               <w:jc w:val="right"/>
             </w:pPr>
             <w:r>
-              <w:t>16</w:t>
+              <w:t>27</w:t>
             </w:r>
           </w:p>
         </w:tc>
@@ -3031,6 +3050,20 @@
               <w:jc w:val="right"/>
             </w:pPr>
             <w:r>
+              <w:t>2</w:t>
+            </w:r>
+          </w:p>
+        </w:tc>
+        <w:tc>
+          <w:tcPr>
+            <w:tcW w:w="0" w:type="auto"/>
+          </w:tcPr>
+          <w:p>
+            <w:pPr>
+              <w:pStyle w:val="Compact"/>
+              <w:jc w:val="right"/>
+            </w:pPr>
+            <w:r>
               <w:t>0</w:t>
             </w:r>
           </w:p>
@@ -3045,20 +3078,6 @@
               <w:jc w:val="right"/>
             </w:pPr>
             <w:r>
-              <w:t>0</w:t>
-            </w:r>
-          </w:p>
-        </w:tc>
-        <w:tc>
-          <w:tcPr>
-            <w:tcW w:w="0" w:type="auto"/>
-          </w:tcPr>
-          <w:p>
-            <w:pPr>
-              <w:pStyle w:val="Compact"/>
-              <w:jc w:val="right"/>
-            </w:pPr>
-            <w:r>
               <w:t>2</w:t>
             </w:r>
           </w:p>
@@ -3073,7 +3092,7 @@
               <w:jc w:val="right"/>
             </w:pPr>
             <w:r>
-              <w:t>53</w:t>
+              <w:t>34</w:t>
             </w:r>
           </w:p>
         </w:tc>
@@ -3116,7 +3135,7 @@
               <w:jc w:val="right"/>
             </w:pPr>
             <w:r>
-              <w:t>8</w:t>
+              <w:t>14</w:t>
             </w:r>
           </w:p>
         </w:tc>
@@ -3144,21 +3163,21 @@
               <w:jc w:val="right"/>
             </w:pPr>
             <w:r>
-              <w:t>15</w:t>
-            </w:r>
-          </w:p>
-        </w:tc>
-        <w:tc>
-          <w:tcPr>
-            <w:tcW w:w="0" w:type="auto"/>
-          </w:tcPr>
-          <w:p>
-            <w:pPr>
-              <w:pStyle w:val="Compact"/>
-              <w:jc w:val="right"/>
-            </w:pPr>
-            <w:r>
-              <w:t>61</w:t>
+              <w:t>19</w:t>
+            </w:r>
+          </w:p>
+        </w:tc>
+        <w:tc>
+          <w:tcPr>
+            <w:tcW w:w="0" w:type="auto"/>
+          </w:tcPr>
+          <w:p>
+            <w:pPr>
+              <w:pStyle w:val="Compact"/>
+              <w:jc w:val="right"/>
+            </w:pPr>
+            <w:r>
+              <w:t>64</w:t>
             </w:r>
           </w:p>
         </w:tc>
@@ -3187,7 +3206,7 @@
               <w:jc w:val="right"/>
             </w:pPr>
             <w:r>
-              <w:t>18</w:t>
+              <w:t>16</w:t>
             </w:r>
           </w:p>
         </w:tc>
@@ -3215,7 +3234,7 @@
               <w:jc w:val="right"/>
             </w:pPr>
             <w:r>
-              <w:t>16</w:t>
+              <w:t>8</w:t>
             </w:r>
           </w:p>
         </w:tc>
@@ -3243,7 +3262,7 @@
               <w:jc w:val="right"/>
             </w:pPr>
             <w:r>
-              <w:t>69</w:t>
+              <w:t>59</w:t>
             </w:r>
           </w:p>
         </w:tc>
@@ -3272,20 +3291,6 @@
               <w:jc w:val="right"/>
             </w:pPr>
             <w:r>
-              <w:t>1</w:t>
-            </w:r>
-          </w:p>
-        </w:tc>
-        <w:tc>
-          <w:tcPr>
-            <w:tcW w:w="0" w:type="auto"/>
-          </w:tcPr>
-          <w:p>
-            <w:pPr>
-              <w:pStyle w:val="Compact"/>
-              <w:jc w:val="right"/>
-            </w:pPr>
-            <w:r>
               <w:t>0</w:t>
             </w:r>
           </w:p>
@@ -3300,20 +3305,6 @@
               <w:jc w:val="right"/>
             </w:pPr>
             <w:r>
-              <w:t>1</w:t>
-            </w:r>
-          </w:p>
-        </w:tc>
-        <w:tc>
-          <w:tcPr>
-            <w:tcW w:w="0" w:type="auto"/>
-          </w:tcPr>
-          <w:p>
-            <w:pPr>
-              <w:pStyle w:val="Compact"/>
-              <w:jc w:val="right"/>
-            </w:pPr>
-            <w:r>
               <w:t>0</w:t>
             </w:r>
           </w:p>
@@ -3328,7 +3319,35 @@
               <w:jc w:val="right"/>
             </w:pPr>
             <w:r>
-              <w:t>32</w:t>
+              <w:t>0</w:t>
+            </w:r>
+          </w:p>
+        </w:tc>
+        <w:tc>
+          <w:tcPr>
+            <w:tcW w:w="0" w:type="auto"/>
+          </w:tcPr>
+          <w:p>
+            <w:pPr>
+              <w:pStyle w:val="Compact"/>
+              <w:jc w:val="right"/>
+            </w:pPr>
+            <w:r>
+              <w:t>0</w:t>
+            </w:r>
+          </w:p>
+        </w:tc>
+        <w:tc>
+          <w:tcPr>
+            <w:tcW w:w="0" w:type="auto"/>
+          </w:tcPr>
+          <w:p>
+            <w:pPr>
+              <w:pStyle w:val="Compact"/>
+              <w:jc w:val="right"/>
+            </w:pPr>
+            <w:r>
+              <w:t>40</w:t>
             </w:r>
           </w:p>
         </w:tc>
@@ -3413,7 +3432,7 @@
               <w:jc w:val="right"/>
             </w:pPr>
             <w:r>
-              <w:t>15</w:t>
+              <w:t>21</w:t>
             </w:r>
           </w:p>
         </w:tc>
@@ -3439,8 +3458,8 @@
       <w:pPr>
         <w:pStyle w:val="Heading1"/>
       </w:pPr>
-      <w:bookmarkStart w:id="6" w:name="feature-importance"/>
-      <w:bookmarkEnd w:id="5"/>
+      <w:bookmarkStart w:id="7" w:name="feature-importance"/>
+      <w:bookmarkEnd w:id="6"/>
       <w:r>
         <w:t>Feature Importance</w:t>
       </w:r>
@@ -3474,6 +3493,7 @@
         <w:pStyle w:val="BodyText"/>
       </w:pPr>
       <w:r>
+        <w:lastRenderedPageBreak/>
         <w:t>Together, these models suggest that adequacy is shaped by both structural momentum and sector-specific disparities, reinforcing the need for multifaceted diagnostics in plan evaluation.</w:t>
       </w:r>
     </w:p>
@@ -3481,10 +3501,9 @@
       <w:pPr>
         <w:pStyle w:val="Heading1"/>
       </w:pPr>
-      <w:bookmarkStart w:id="7" w:name="adequacy-by-sector"/>
-      <w:bookmarkEnd w:id="6"/>
-      <w:r>
-        <w:lastRenderedPageBreak/>
+      <w:bookmarkStart w:id="8" w:name="adequacy-by-sector"/>
+      <w:bookmarkEnd w:id="7"/>
+      <w:r>
         <w:t>Adequacy By Sector</w:t>
       </w:r>
     </w:p>
@@ -3505,7 +3524,7 @@
           <w:noProof/>
         </w:rPr>
         <w:drawing>
-          <wp:inline distT="0" distB="0" distL="0" distR="0" wp14:anchorId="018F7BE2" wp14:editId="78904226">
+          <wp:inline distT="0" distB="0" distL="0" distR="0" wp14:anchorId="7CFF4663" wp14:editId="683C3F85">
             <wp:extent cx="4620126" cy="3696101"/>
             <wp:effectExtent l="0" t="0" r="0" b="0"/>
             <wp:docPr id="33" name="Picture"/>
@@ -3559,8 +3578,8 @@
       <w:pPr>
         <w:pStyle w:val="Heading1"/>
       </w:pPr>
-      <w:bookmarkStart w:id="8" w:name="key-insights-and-implications"/>
-      <w:bookmarkEnd w:id="7"/>
+      <w:bookmarkStart w:id="9" w:name="key-insights-and-implications"/>
+      <w:bookmarkEnd w:id="8"/>
       <w:r>
         <w:t>Key Insights and Implications</w:t>
       </w:r>
@@ -3586,6 +3605,7 @@
         </w:numPr>
       </w:pPr>
       <w:r>
+        <w:lastRenderedPageBreak/>
         <w:t>Sector disparities revealed structural gaps in plan design and participant engagement.</w:t>
       </w:r>
     </w:p>
@@ -3617,8 +3637,8 @@
       <w:pPr>
         <w:pStyle w:val="Heading1"/>
       </w:pPr>
-      <w:bookmarkStart w:id="9" w:name="model-extension-opportunities"/>
-      <w:bookmarkEnd w:id="8"/>
+      <w:bookmarkStart w:id="10" w:name="model-extension-opportunities"/>
+      <w:bookmarkEnd w:id="9"/>
       <w:r>
         <w:t>Model Extension Opportunities</w:t>
       </w:r>
@@ -3674,7 +3694,6 @@
           <w:b/>
           <w:bCs/>
         </w:rPr>
-        <w:lastRenderedPageBreak/>
         <w:t>Single-Year Snapshot</w:t>
       </w:r>
       <w:r>
@@ -3685,8 +3704,8 @@
       <w:pPr>
         <w:pStyle w:val="Heading1"/>
       </w:pPr>
-      <w:bookmarkStart w:id="10" w:name="appendices"/>
-      <w:bookmarkEnd w:id="9"/>
+      <w:bookmarkStart w:id="11" w:name="appendices"/>
+      <w:bookmarkEnd w:id="10"/>
       <w:r>
         <w:t>Appendices</w:t>
       </w:r>
@@ -3695,7 +3714,7 @@
       <w:pPr>
         <w:pStyle w:val="Heading2"/>
       </w:pPr>
-      <w:bookmarkStart w:id="11" w:name="X258881858b51d3eaf75964cc7170bc9aa9377fb"/>
+      <w:bookmarkStart w:id="12" w:name="X258881858b51d3eaf75964cc7170bc9aa9377fb"/>
       <w:r>
         <w:t>Appendix A: Adequacy Scoring and Tiered Feature Engineering</w:t>
       </w:r>
@@ -3704,7 +3723,7 @@
       <w:pPr>
         <w:pStyle w:val="Heading3"/>
       </w:pPr>
-      <w:bookmarkStart w:id="12" w:name="adequacy-scoring"/>
+      <w:bookmarkStart w:id="13" w:name="adequacy-scoring"/>
       <w:r>
         <w:t>Adequacy Scoring</w:t>
       </w:r>
@@ -3843,8 +3862,8 @@
       <w:pPr>
         <w:pStyle w:val="Heading3"/>
       </w:pPr>
-      <w:bookmarkStart w:id="13" w:name="Xeb63e6cbfe3d85ebf8cbd9318849965a0b807d6"/>
-      <w:bookmarkEnd w:id="12"/>
+      <w:bookmarkStart w:id="14" w:name="Xeb63e6cbfe3d85ebf8cbd9318849965a0b807d6"/>
+      <w:bookmarkEnd w:id="13"/>
       <w:r>
         <w:t>Sector-Aware Tiering for Predictive Features</w:t>
       </w:r>
@@ -3862,6 +3881,7 @@
         <w:pStyle w:val="BodyText"/>
       </w:pPr>
       <w:r>
+        <w:lastRenderedPageBreak/>
         <w:t>Each numeric feature was converted into a quartile-based ordinal factor within its sector:</w:t>
       </w:r>
     </w:p>
@@ -4083,18 +4103,17 @@
       <w:r>
         <w:t>This tiering approach ensures that models learn relative structural signals rather than absolute thresholds.</w:t>
       </w:r>
-      <w:bookmarkEnd w:id="10"/>
       <w:bookmarkEnd w:id="11"/>
-      <w:bookmarkEnd w:id="13"/>
+      <w:bookmarkEnd w:id="12"/>
+      <w:bookmarkEnd w:id="14"/>
     </w:p>
     <w:sectPr>
       <w:footnotePr>
         <w:numRestart w:val="eachSect"/>
       </w:footnotePr>
       <w:pgSz w:w="12240" w:h="15840"/>
-      <w:pgMar w:top="720" w:right="720" w:bottom="720" w:left="720" w:header="720" w:footer="720" w:gutter="0"/>
+      <w:pgMar w:top="1440" w:right="1440" w:bottom="1440" w:left="1440" w:header="720" w:footer="720" w:gutter="0"/>
       <w:cols w:space="720"/>
-      <w:docGrid w:linePitch="326"/>
     </w:sectPr>
   </w:body>
 </w:document>
@@ -4105,7 +4124,7 @@
   <w:abstractNum w:abstractNumId="0" w15:restartNumberingAfterBreak="0">
     <w:nsid w:val="0000A990"/>
     <w:multiLevelType w:val="multilevel"/>
-    <w:tmpl w:val="8A1846B2"/>
+    <w:tmpl w:val="2D22DA50"/>
     <w:lvl w:ilvl="0">
       <w:numFmt w:val="bullet"/>
       <w:lvlText w:val=" "/>
@@ -4182,7 +4201,7 @@
   <w:abstractNum w:abstractNumId="1" w15:restartNumberingAfterBreak="0">
     <w:nsid w:val="0000A991"/>
     <w:multiLevelType w:val="multilevel"/>
-    <w:tmpl w:val="1E669222"/>
+    <w:tmpl w:val="F7063D0A"/>
     <w:lvl w:ilvl="0">
       <w:numFmt w:val="bullet"/>
       <w:lvlText w:val=""/>
@@ -4283,19 +4302,19 @@
       </w:rPr>
     </w:lvl>
   </w:abstractNum>
-  <w:num w:numId="1" w16cid:durableId="1644459299">
+  <w:num w:numId="1" w16cid:durableId="1965117334">
     <w:abstractNumId w:val="0"/>
   </w:num>
-  <w:num w:numId="2" w16cid:durableId="1268659958">
+  <w:num w:numId="2" w16cid:durableId="606933054">
     <w:abstractNumId w:val="1"/>
   </w:num>
-  <w:num w:numId="3" w16cid:durableId="97413746">
+  <w:num w:numId="3" w16cid:durableId="1755130477">
     <w:abstractNumId w:val="1"/>
   </w:num>
-  <w:num w:numId="4" w16cid:durableId="1010331618">
+  <w:num w:numId="4" w16cid:durableId="2031565320">
     <w:abstractNumId w:val="1"/>
   </w:num>
-  <w:num w:numId="5" w16cid:durableId="2072537845">
+  <w:num w:numId="5" w16cid:durableId="945189712">
     <w:abstractNumId w:val="1"/>
   </w:num>
 </w:numbering>

--- a/notebooks/5_final_report.docx
+++ b/notebooks/5_final_report.docx
@@ -1264,21 +1264,21 @@
               <w:jc w:val="right"/>
             </w:pPr>
             <w:r>
-              <w:t>605</w:t>
-            </w:r>
-          </w:p>
-        </w:tc>
-        <w:tc>
-          <w:tcPr>
-            <w:tcW w:w="0" w:type="auto"/>
-          </w:tcPr>
-          <w:p>
-            <w:pPr>
-              <w:pStyle w:val="Compact"/>
-              <w:jc w:val="right"/>
-            </w:pPr>
-            <w:r>
-              <w:t>0.52</w:t>
+              <w:t>615</w:t>
+            </w:r>
+          </w:p>
+        </w:tc>
+        <w:tc>
+          <w:tcPr>
+            <w:tcW w:w="0" w:type="auto"/>
+          </w:tcPr>
+          <w:p>
+            <w:pPr>
+              <w:pStyle w:val="Compact"/>
+              <w:jc w:val="right"/>
+            </w:pPr>
+            <w:r>
+              <w:t>0.53</w:t>
             </w:r>
           </w:p>
         </w:tc>
@@ -1321,21 +1321,21 @@
               <w:jc w:val="right"/>
             </w:pPr>
             <w:r>
-              <w:t>561</w:t>
-            </w:r>
-          </w:p>
-        </w:tc>
-        <w:tc>
-          <w:tcPr>
-            <w:tcW w:w="0" w:type="auto"/>
-          </w:tcPr>
-          <w:p>
-            <w:pPr>
-              <w:pStyle w:val="Compact"/>
-              <w:jc w:val="right"/>
-            </w:pPr>
-            <w:r>
-              <w:t>0.48</w:t>
+              <w:t>551</w:t>
+            </w:r>
+          </w:p>
+        </w:tc>
+        <w:tc>
+          <w:tcPr>
+            <w:tcW w:w="0" w:type="auto"/>
+          </w:tcPr>
+          <w:p>
+            <w:pPr>
+              <w:pStyle w:val="Compact"/>
+              <w:jc w:val="right"/>
+            </w:pPr>
+            <w:r>
+              <w:t>0.47</w:t>
             </w:r>
           </w:p>
         </w:tc>
@@ -1378,21 +1378,21 @@
               <w:jc w:val="right"/>
             </w:pPr>
             <w:r>
-              <w:t>130</w:t>
-            </w:r>
-          </w:p>
-        </w:tc>
-        <w:tc>
-          <w:tcPr>
-            <w:tcW w:w="0" w:type="auto"/>
-          </w:tcPr>
-          <w:p>
-            <w:pPr>
-              <w:pStyle w:val="Compact"/>
-              <w:jc w:val="right"/>
-            </w:pPr>
-            <w:r>
-              <w:t>0.52</w:t>
+              <w:t>132</w:t>
+            </w:r>
+          </w:p>
+        </w:tc>
+        <w:tc>
+          <w:tcPr>
+            <w:tcW w:w="0" w:type="auto"/>
+          </w:tcPr>
+          <w:p>
+            <w:pPr>
+              <w:pStyle w:val="Compact"/>
+              <w:jc w:val="right"/>
+            </w:pPr>
+            <w:r>
+              <w:t>0.53</w:t>
             </w:r>
           </w:p>
         </w:tc>
@@ -1435,21 +1435,21 @@
               <w:jc w:val="right"/>
             </w:pPr>
             <w:r>
-              <w:t>120</w:t>
-            </w:r>
-          </w:p>
-        </w:tc>
-        <w:tc>
-          <w:tcPr>
-            <w:tcW w:w="0" w:type="auto"/>
-          </w:tcPr>
-          <w:p>
-            <w:pPr>
-              <w:pStyle w:val="Compact"/>
-              <w:jc w:val="right"/>
-            </w:pPr>
-            <w:r>
-              <w:t>0.48</w:t>
+              <w:t>118</w:t>
+            </w:r>
+          </w:p>
+        </w:tc>
+        <w:tc>
+          <w:tcPr>
+            <w:tcW w:w="0" w:type="auto"/>
+          </w:tcPr>
+          <w:p>
+            <w:pPr>
+              <w:pStyle w:val="Compact"/>
+              <w:jc w:val="right"/>
+            </w:pPr>
+            <w:r>
+              <w:t>0.47</w:t>
             </w:r>
           </w:p>
         </w:tc>
@@ -1492,21 +1492,21 @@
               <w:jc w:val="right"/>
             </w:pPr>
             <w:r>
-              <w:t>129</w:t>
-            </w:r>
-          </w:p>
-        </w:tc>
-        <w:tc>
-          <w:tcPr>
-            <w:tcW w:w="0" w:type="auto"/>
-          </w:tcPr>
-          <w:p>
-            <w:pPr>
-              <w:pStyle w:val="Compact"/>
-              <w:jc w:val="right"/>
-            </w:pPr>
-            <w:r>
-              <w:t>0.52</w:t>
+              <w:t>131</w:t>
+            </w:r>
+          </w:p>
+        </w:tc>
+        <w:tc>
+          <w:tcPr>
+            <w:tcW w:w="0" w:type="auto"/>
+          </w:tcPr>
+          <w:p>
+            <w:pPr>
+              <w:pStyle w:val="Compact"/>
+              <w:jc w:val="right"/>
+            </w:pPr>
+            <w:r>
+              <w:t>0.53</w:t>
             </w:r>
           </w:p>
         </w:tc>
@@ -1549,21 +1549,21 @@
               <w:jc w:val="right"/>
             </w:pPr>
             <w:r>
-              <w:t>120</w:t>
-            </w:r>
-          </w:p>
-        </w:tc>
-        <w:tc>
-          <w:tcPr>
-            <w:tcW w:w="0" w:type="auto"/>
-          </w:tcPr>
-          <w:p>
-            <w:pPr>
-              <w:pStyle w:val="Compact"/>
-              <w:jc w:val="right"/>
-            </w:pPr>
-            <w:r>
-              <w:t>0.48</w:t>
+              <w:t>118</w:t>
+            </w:r>
+          </w:p>
+        </w:tc>
+        <w:tc>
+          <w:tcPr>
+            <w:tcW w:w="0" w:type="auto"/>
+          </w:tcPr>
+          <w:p>
+            <w:pPr>
+              <w:pStyle w:val="Compact"/>
+              <w:jc w:val="right"/>
+            </w:pPr>
+            <w:r>
+              <w:t>0.47</w:t>
             </w:r>
           </w:p>
         </w:tc>
@@ -1805,7 +1805,7 @@
               <w:jc w:val="right"/>
             </w:pPr>
             <w:r>
-              <w:t>0.8937</w:t>
+              <w:t>0.8894</w:t>
             </w:r>
           </w:p>
         </w:tc>
@@ -1819,7 +1819,7 @@
               <w:jc w:val="right"/>
             </w:pPr>
             <w:r>
-              <w:t>0.9991</w:t>
+              <w:t>0.9974</w:t>
             </w:r>
           </w:p>
         </w:tc>
@@ -1833,7 +1833,7 @@
               <w:jc w:val="right"/>
             </w:pPr>
             <w:r>
-              <w:t>0.8720</w:t>
+              <w:t>0.8880</w:t>
             </w:r>
           </w:p>
         </w:tc>
@@ -1847,7 +1847,7 @@
               <w:jc w:val="right"/>
             </w:pPr>
             <w:r>
-              <w:t>0.8360</w:t>
+              <w:t>0.8640</w:t>
             </w:r>
           </w:p>
         </w:tc>
@@ -1861,7 +1861,7 @@
               <w:jc w:val="right"/>
             </w:pPr>
             <w:r>
-              <w:t>0.8715</w:t>
+              <w:t>0.8876</w:t>
             </w:r>
           </w:p>
         </w:tc>
@@ -1875,7 +1875,7 @@
               <w:jc w:val="right"/>
             </w:pPr>
             <w:r>
-              <w:t>0.8835</w:t>
+              <w:t>0.9116</w:t>
             </w:r>
           </w:p>
         </w:tc>
@@ -1904,7 +1904,7 @@
               <w:jc w:val="right"/>
             </w:pPr>
             <w:r>
-              <w:t>0.9551</w:t>
+              <w:t>0.9582</w:t>
             </w:r>
           </w:p>
         </w:tc>
@@ -1932,7 +1932,7 @@
               <w:jc w:val="right"/>
             </w:pPr>
             <w:r>
-              <w:t>0.9503</w:t>
+              <w:t>0.9570</w:t>
             </w:r>
           </w:p>
         </w:tc>
@@ -1946,7 +1946,7 @@
               <w:jc w:val="right"/>
             </w:pPr>
             <w:r>
-              <w:t>0.9470</w:t>
+              <w:t>0.9492</w:t>
             </w:r>
           </w:p>
         </w:tc>
@@ -1960,7 +1960,7 @@
               <w:jc w:val="right"/>
             </w:pPr>
             <w:r>
-              <w:t>0.9557</w:t>
+              <w:t>0.9616</w:t>
             </w:r>
           </w:p>
         </w:tc>
@@ -1974,7 +1974,7 @@
               <w:jc w:val="right"/>
             </w:pPr>
             <w:r>
-              <w:t>0.9580</w:t>
+              <w:t>0.9609</w:t>
             </w:r>
           </w:p>
         </w:tc>
@@ -2003,7 +2003,7 @@
               <w:jc w:val="right"/>
             </w:pPr>
             <w:r>
-              <w:t>0.8934</w:t>
+              <w:t>0.8885</w:t>
             </w:r>
           </w:p>
         </w:tc>
@@ -2017,7 +2017,7 @@
               <w:jc w:val="right"/>
             </w:pPr>
             <w:r>
-              <w:t>0.9992</w:t>
+              <w:t>0.9974</w:t>
             </w:r>
           </w:p>
         </w:tc>
@@ -2031,7 +2031,7 @@
               <w:jc w:val="right"/>
             </w:pPr>
             <w:r>
-              <w:t>0.8734</w:t>
+              <w:t>0.8863</w:t>
             </w:r>
           </w:p>
         </w:tc>
@@ -2045,7 +2045,7 @@
               <w:jc w:val="right"/>
             </w:pPr>
             <w:r>
-              <w:t>0.8397</w:t>
+              <w:t>0.8649</w:t>
             </w:r>
           </w:p>
         </w:tc>
@@ -2059,7 +2059,7 @@
               <w:jc w:val="right"/>
             </w:pPr>
             <w:r>
-              <w:t>0.8713</w:t>
+              <w:t>0.8872</w:t>
             </w:r>
           </w:p>
         </w:tc>
@@ -2073,7 +2073,7 @@
               <w:jc w:val="right"/>
             </w:pPr>
             <w:r>
-              <w:t>0.8853</w:t>
+              <w:t>0.9118</w:t>
             </w:r>
           </w:p>
         </w:tc>
@@ -2102,7 +2102,7 @@
               <w:jc w:val="right"/>
             </w:pPr>
             <w:r>
-              <w:t>0.7870</w:t>
+              <w:t>0.7778</w:t>
             </w:r>
           </w:p>
         </w:tc>
@@ -2116,7 +2116,7 @@
               <w:jc w:val="right"/>
             </w:pPr>
             <w:r>
-              <w:t>0.9983</w:t>
+              <w:t>0.9948</w:t>
             </w:r>
           </w:p>
         </w:tc>
@@ -2130,7 +2130,7 @@
               <w:jc w:val="right"/>
             </w:pPr>
             <w:r>
-              <w:t>0.7444</w:t>
+              <w:t>0.7747</w:t>
             </w:r>
           </w:p>
         </w:tc>
@@ -2144,7 +2144,7 @@
               <w:jc w:val="right"/>
             </w:pPr>
             <w:r>
-              <w:t>0.6741</w:t>
+              <w:t>0.7279</w:t>
             </w:r>
           </w:p>
         </w:tc>
@@ -2158,7 +2158,7 @@
               <w:jc w:val="right"/>
             </w:pPr>
             <w:r>
-              <w:t>0.7426</w:t>
+              <w:t>0.7745</w:t>
             </w:r>
           </w:p>
         </w:tc>
@@ -2172,7 +2172,7 @@
               <w:jc w:val="right"/>
             </w:pPr>
             <w:r>
-              <w:t>0.7676</w:t>
+              <w:t>0.8230</w:t>
             </w:r>
           </w:p>
         </w:tc>
@@ -2201,7 +2201,7 @@
               <w:jc w:val="right"/>
             </w:pPr>
             <w:r>
-              <w:t>0.9284</w:t>
+              <w:t>0.3786</w:t>
             </w:r>
           </w:p>
         </w:tc>
@@ -2229,7 +2229,7 @@
               <w:jc w:val="right"/>
             </w:pPr>
             <w:r>
-              <w:t>0.1116</w:t>
+              <w:t>0.3447</w:t>
             </w:r>
           </w:p>
         </w:tc>
@@ -2243,7 +2243,7 @@
               <w:jc w:val="right"/>
             </w:pPr>
             <w:r>
-              <w:t>0.0002</w:t>
+              <w:t>0.3912</w:t>
             </w:r>
           </w:p>
         </w:tc>
@@ -2271,7 +2271,7 @@
               <w:jc w:val="right"/>
             </w:pPr>
             <w:r>
-              <w:t>0.0259</w:t>
+              <w:t>0.8312</w:t>
             </w:r>
           </w:p>
         </w:tc>
@@ -2300,7 +2300,7 @@
               <w:jc w:val="right"/>
             </w:pPr>
             <w:r>
-              <w:t>0.8909</w:t>
+              <w:t>0.8907</w:t>
             </w:r>
           </w:p>
         </w:tc>
@@ -2328,7 +2328,7 @@
               <w:jc w:val="right"/>
             </w:pPr>
             <w:r>
-              <w:t>0.8385</w:t>
+              <w:t>0.9018</w:t>
             </w:r>
           </w:p>
         </w:tc>
@@ -2342,7 +2342,7 @@
               <w:jc w:val="right"/>
             </w:pPr>
             <w:r>
-              <w:t>0.7724</w:t>
+              <w:t>0.8387</w:t>
             </w:r>
           </w:p>
         </w:tc>
@@ -2356,7 +2356,7 @@
               <w:jc w:val="right"/>
             </w:pPr>
             <w:r>
-              <w:t>0.8667</w:t>
+              <w:t>0.8814</w:t>
             </w:r>
           </w:p>
         </w:tc>
@@ -2370,7 +2370,7 @@
               <w:jc w:val="right"/>
             </w:pPr>
             <w:r>
-              <w:t>0.8421</w:t>
+              <w:t>0.9000</w:t>
             </w:r>
           </w:p>
         </w:tc>
@@ -2399,7 +2399,7 @@
               <w:jc w:val="right"/>
             </w:pPr>
             <w:r>
-              <w:t>0.8962</w:t>
+              <w:t>0.8882</w:t>
             </w:r>
           </w:p>
         </w:tc>
@@ -2413,7 +2413,7 @@
               <w:jc w:val="right"/>
             </w:pPr>
             <w:r>
-              <w:t>1.0000</w:t>
+              <w:t>0.9968</w:t>
             </w:r>
           </w:p>
         </w:tc>
@@ -2427,7 +2427,7 @@
               <w:jc w:val="right"/>
             </w:pPr>
             <w:r>
-              <w:t>0.9083</w:t>
+              <w:t>0.8768</w:t>
             </w:r>
           </w:p>
         </w:tc>
@@ -2441,7 +2441,7 @@
               <w:jc w:val="right"/>
             </w:pPr>
             <w:r>
-              <w:t>0.9238</w:t>
+              <w:t>0.8889</w:t>
             </w:r>
           </w:p>
         </w:tc>
@@ -2455,7 +2455,7 @@
               <w:jc w:val="right"/>
             </w:pPr>
             <w:r>
-              <w:t>0.8760</w:t>
+              <w:t>0.8931</w:t>
             </w:r>
           </w:p>
         </w:tc>
@@ -2469,7 +2469,7 @@
               <w:jc w:val="right"/>
             </w:pPr>
             <w:r>
-              <w:t>0.9310</w:t>
+              <w:t>0.9225</w:t>
             </w:r>
           </w:p>
         </w:tc>
@@ -2498,7 +2498,7 @@
               <w:jc w:val="right"/>
             </w:pPr>
             <w:r>
-              <w:t>0.8992</w:t>
+              <w:t>0.9041</w:t>
             </w:r>
           </w:p>
         </w:tc>
@@ -2512,7 +2512,7 @@
               <w:jc w:val="right"/>
             </w:pPr>
             <w:r>
-              <w:t>0.9983</w:t>
+              <w:t>0.9984</w:t>
             </w:r>
           </w:p>
         </w:tc>
@@ -2526,7 +2526,7 @@
               <w:jc w:val="right"/>
             </w:pPr>
             <w:r>
-              <w:t>0.8385</w:t>
+              <w:t>0.9167</w:t>
             </w:r>
           </w:p>
         </w:tc>
@@ -2540,7 +2540,7 @@
               <w:jc w:val="right"/>
             </w:pPr>
             <w:r>
-              <w:t>0.7462</w:t>
+              <w:t>0.8485</w:t>
             </w:r>
           </w:p>
         </w:tc>
@@ -2554,7 +2554,7 @@
               <w:jc w:val="right"/>
             </w:pPr>
             <w:r>
-              <w:t>0.8760</w:t>
+              <w:t>0.8931</w:t>
             </w:r>
           </w:p>
         </w:tc>
@@ -2568,7 +2568,7 @@
               <w:jc w:val="right"/>
             </w:pPr>
             <w:r>
-              <w:t>0.8372</w:t>
+              <w:t>0.9084</w:t>
             </w:r>
           </w:p>
         </w:tc>
@@ -2597,7 +2597,7 @@
               <w:jc w:val="right"/>
             </w:pPr>
             <w:r>
-              <w:t>0.8877</w:t>
+              <w:t>0.8730</w:t>
             </w:r>
           </w:p>
         </w:tc>
@@ -2611,7 +2611,7 @@
               <w:jc w:val="right"/>
             </w:pPr>
             <w:r>
-              <w:t>1.0000</w:t>
+              <w:t>0.9964</w:t>
             </w:r>
           </w:p>
         </w:tc>
@@ -2625,7 +2625,7 @@
               <w:jc w:val="right"/>
             </w:pPr>
             <w:r>
-              <w:t>0.9083</w:t>
+              <w:t>0.8559</w:t>
             </w:r>
           </w:p>
         </w:tc>
@@ -2639,7 +2639,7 @@
               <w:jc w:val="right"/>
             </w:pPr>
             <w:r>
-              <w:t>0.9333</w:t>
+              <w:t>0.8814</w:t>
             </w:r>
           </w:p>
         </w:tc>
@@ -2653,7 +2653,7 @@
               <w:jc w:val="right"/>
             </w:pPr>
             <w:r>
-              <w:t>0.8667</w:t>
+              <w:t>0.8814</w:t>
             </w:r>
           </w:p>
         </w:tc>
@@ -2667,7 +2667,7 @@
               <w:jc w:val="right"/>
             </w:pPr>
             <w:r>
-              <w:t>0.9333</w:t>
+              <w:t>0.9153</w:t>
             </w:r>
           </w:p>
         </w:tc>
@@ -2922,7 +2922,7 @@
               <w:jc w:val="right"/>
             </w:pPr>
             <w:r>
-              <w:t>4</w:t>
+              <w:t>7</w:t>
             </w:r>
           </w:p>
         </w:tc>
@@ -2993,21 +2993,21 @@
               <w:jc w:val="right"/>
             </w:pPr>
             <w:r>
-              <w:t>0</w:t>
-            </w:r>
-          </w:p>
-        </w:tc>
-        <w:tc>
-          <w:tcPr>
-            <w:tcW w:w="0" w:type="auto"/>
-          </w:tcPr>
-          <w:p>
-            <w:pPr>
-              <w:pStyle w:val="Compact"/>
-              <w:jc w:val="right"/>
-            </w:pPr>
-            <w:r>
-              <w:t>27</w:t>
+              <w:t>1</w:t>
+            </w:r>
+          </w:p>
+        </w:tc>
+        <w:tc>
+          <w:tcPr>
+            <w:tcW w:w="0" w:type="auto"/>
+          </w:tcPr>
+          <w:p>
+            <w:pPr>
+              <w:pStyle w:val="Compact"/>
+              <w:jc w:val="right"/>
+            </w:pPr>
+            <w:r>
+              <w:t>16</w:t>
             </w:r>
           </w:p>
         </w:tc>
@@ -3050,7 +3050,7 @@
               <w:jc w:val="right"/>
             </w:pPr>
             <w:r>
-              <w:t>2</w:t>
+              <w:t>1</w:t>
             </w:r>
           </w:p>
         </w:tc>
@@ -3078,21 +3078,21 @@
               <w:jc w:val="right"/>
             </w:pPr>
             <w:r>
-              <w:t>2</w:t>
-            </w:r>
-          </w:p>
-        </w:tc>
-        <w:tc>
-          <w:tcPr>
-            <w:tcW w:w="0" w:type="auto"/>
-          </w:tcPr>
-          <w:p>
-            <w:pPr>
-              <w:pStyle w:val="Compact"/>
-              <w:jc w:val="right"/>
-            </w:pPr>
-            <w:r>
-              <w:t>34</w:t>
+              <w:t>0</w:t>
+            </w:r>
+          </w:p>
+        </w:tc>
+        <w:tc>
+          <w:tcPr>
+            <w:tcW w:w="0" w:type="auto"/>
+          </w:tcPr>
+          <w:p>
+            <w:pPr>
+              <w:pStyle w:val="Compact"/>
+              <w:jc w:val="right"/>
+            </w:pPr>
+            <w:r>
+              <w:t>48</w:t>
             </w:r>
           </w:p>
         </w:tc>
@@ -3135,7 +3135,7 @@
               <w:jc w:val="right"/>
             </w:pPr>
             <w:r>
-              <w:t>14</w:t>
+              <w:t>13</w:t>
             </w:r>
           </w:p>
         </w:tc>
@@ -3163,21 +3163,21 @@
               <w:jc w:val="right"/>
             </w:pPr>
             <w:r>
-              <w:t>19</w:t>
-            </w:r>
-          </w:p>
-        </w:tc>
-        <w:tc>
-          <w:tcPr>
-            <w:tcW w:w="0" w:type="auto"/>
-          </w:tcPr>
-          <w:p>
-            <w:pPr>
-              <w:pStyle w:val="Compact"/>
-              <w:jc w:val="right"/>
-            </w:pPr>
-            <w:r>
-              <w:t>64</w:t>
+              <w:t>11</w:t>
+            </w:r>
+          </w:p>
+        </w:tc>
+        <w:tc>
+          <w:tcPr>
+            <w:tcW w:w="0" w:type="auto"/>
+          </w:tcPr>
+          <w:p>
+            <w:pPr>
+              <w:pStyle w:val="Compact"/>
+              <w:jc w:val="right"/>
+            </w:pPr>
+            <w:r>
+              <w:t>60</w:t>
             </w:r>
           </w:p>
         </w:tc>
@@ -3206,7 +3206,7 @@
               <w:jc w:val="right"/>
             </w:pPr>
             <w:r>
-              <w:t>16</w:t>
+              <w:t>12</w:t>
             </w:r>
           </w:p>
         </w:tc>
@@ -3234,7 +3234,7 @@
               <w:jc w:val="right"/>
             </w:pPr>
             <w:r>
-              <w:t>8</w:t>
+              <w:t>7</w:t>
             </w:r>
           </w:p>
         </w:tc>
@@ -3262,7 +3262,7 @@
               <w:jc w:val="right"/>
             </w:pPr>
             <w:r>
-              <w:t>59</w:t>
+              <w:t>64</w:t>
             </w:r>
           </w:p>
         </w:tc>
@@ -3291,6 +3291,20 @@
               <w:jc w:val="right"/>
             </w:pPr>
             <w:r>
+              <w:t>2</w:t>
+            </w:r>
+          </w:p>
+        </w:tc>
+        <w:tc>
+          <w:tcPr>
+            <w:tcW w:w="0" w:type="auto"/>
+          </w:tcPr>
+          <w:p>
+            <w:pPr>
+              <w:pStyle w:val="Compact"/>
+              <w:jc w:val="right"/>
+            </w:pPr>
+            <w:r>
               <w:t>0</w:t>
             </w:r>
           </w:p>
@@ -3305,6 +3319,20 @@
               <w:jc w:val="right"/>
             </w:pPr>
             <w:r>
+              <w:t>3</w:t>
+            </w:r>
+          </w:p>
+        </w:tc>
+        <w:tc>
+          <w:tcPr>
+            <w:tcW w:w="0" w:type="auto"/>
+          </w:tcPr>
+          <w:p>
+            <w:pPr>
+              <w:pStyle w:val="Compact"/>
+              <w:jc w:val="right"/>
+            </w:pPr>
+            <w:r>
               <w:t>0</w:t>
             </w:r>
           </w:p>
@@ -3319,35 +3347,7 @@
               <w:jc w:val="right"/>
             </w:pPr>
             <w:r>
-              <w:t>0</w:t>
-            </w:r>
-          </w:p>
-        </w:tc>
-        <w:tc>
-          <w:tcPr>
-            <w:tcW w:w="0" w:type="auto"/>
-          </w:tcPr>
-          <w:p>
-            <w:pPr>
-              <w:pStyle w:val="Compact"/>
-              <w:jc w:val="right"/>
-            </w:pPr>
-            <w:r>
-              <w:t>0</w:t>
-            </w:r>
-          </w:p>
-        </w:tc>
-        <w:tc>
-          <w:tcPr>
-            <w:tcW w:w="0" w:type="auto"/>
-          </w:tcPr>
-          <w:p>
-            <w:pPr>
-              <w:pStyle w:val="Compact"/>
-              <w:jc w:val="right"/>
-            </w:pPr>
-            <w:r>
-              <w:t>40</w:t>
+              <w:t>33</w:t>
             </w:r>
           </w:p>
         </w:tc>
@@ -3524,7 +3524,7 @@
           <w:noProof/>
         </w:rPr>
         <w:drawing>
-          <wp:inline distT="0" distB="0" distL="0" distR="0" wp14:anchorId="7CFF4663" wp14:editId="683C3F85">
+          <wp:inline distT="0" distB="0" distL="0" distR="0" wp14:anchorId="5E3BBE35" wp14:editId="34FCEA1F">
             <wp:extent cx="4620126" cy="3696101"/>
             <wp:effectExtent l="0" t="0" r="0" b="0"/>
             <wp:docPr id="33" name="Picture"/>
@@ -4124,7 +4124,7 @@
   <w:abstractNum w:abstractNumId="0" w15:restartNumberingAfterBreak="0">
     <w:nsid w:val="0000A990"/>
     <w:multiLevelType w:val="multilevel"/>
-    <w:tmpl w:val="2D22DA50"/>
+    <w:tmpl w:val="2ABE2F36"/>
     <w:lvl w:ilvl="0">
       <w:numFmt w:val="bullet"/>
       <w:lvlText w:val=" "/>
@@ -4201,7 +4201,7 @@
   <w:abstractNum w:abstractNumId="1" w15:restartNumberingAfterBreak="0">
     <w:nsid w:val="0000A991"/>
     <w:multiLevelType w:val="multilevel"/>
-    <w:tmpl w:val="F7063D0A"/>
+    <w:tmpl w:val="CFC42D8C"/>
     <w:lvl w:ilvl="0">
       <w:numFmt w:val="bullet"/>
       <w:lvlText w:val=""/>
@@ -4302,19 +4302,19 @@
       </w:rPr>
     </w:lvl>
   </w:abstractNum>
-  <w:num w:numId="1" w16cid:durableId="1965117334">
+  <w:num w:numId="1" w16cid:durableId="2114587102">
     <w:abstractNumId w:val="0"/>
   </w:num>
-  <w:num w:numId="2" w16cid:durableId="606933054">
+  <w:num w:numId="2" w16cid:durableId="829826888">
     <w:abstractNumId w:val="1"/>
   </w:num>
-  <w:num w:numId="3" w16cid:durableId="1755130477">
+  <w:num w:numId="3" w16cid:durableId="1273509762">
     <w:abstractNumId w:val="1"/>
   </w:num>
-  <w:num w:numId="4" w16cid:durableId="2031565320">
+  <w:num w:numId="4" w16cid:durableId="929581485">
     <w:abstractNumId w:val="1"/>
   </w:num>
-  <w:num w:numId="5" w16cid:durableId="945189712">
+  <w:num w:numId="5" w16cid:durableId="609510596">
     <w:abstractNumId w:val="1"/>
   </w:num>
 </w:numbering>

--- a/notebooks/5_final_report.docx
+++ b/notebooks/5_final_report.docx
@@ -1670,13 +1670,13 @@
         <w:tblCaption w:val="Model Metrics by Model and Data Split"/>
       </w:tblPr>
       <w:tblGrid>
-        <w:gridCol w:w="1793"/>
-        <w:gridCol w:w="1493"/>
-        <w:gridCol w:w="896"/>
-        <w:gridCol w:w="1792"/>
-        <w:gridCol w:w="1195"/>
-        <w:gridCol w:w="1394"/>
-        <w:gridCol w:w="797"/>
+        <w:gridCol w:w="1337"/>
+        <w:gridCol w:w="1337"/>
+        <w:gridCol w:w="1337"/>
+        <w:gridCol w:w="1337"/>
+        <w:gridCol w:w="1337"/>
+        <w:gridCol w:w="1337"/>
+        <w:gridCol w:w="1338"/>
       </w:tblGrid>
       <w:tr>
         <w:trPr>
@@ -1685,7 +1685,7 @@
         </w:trPr>
         <w:tc>
           <w:tcPr>
-            <w:tcW w:w="1516" w:type="dxa"/>
+            <w:tcW w:w="1337" w:type="dxa"/>
           </w:tcPr>
           <w:p>
             <w:pPr>
@@ -1698,7 +1698,7 @@
         </w:tc>
         <w:tc>
           <w:tcPr>
-            <w:tcW w:w="1263" w:type="dxa"/>
+            <w:tcW w:w="1337" w:type="dxa"/>
           </w:tcPr>
           <w:p>
             <w:pPr>
@@ -1712,7 +1712,7 @@
         </w:tc>
         <w:tc>
           <w:tcPr>
-            <w:tcW w:w="758" w:type="dxa"/>
+            <w:tcW w:w="1337" w:type="dxa"/>
           </w:tcPr>
           <w:p>
             <w:pPr>
@@ -1726,7 +1726,7 @@
         </w:tc>
         <w:tc>
           <w:tcPr>
-            <w:tcW w:w="1516" w:type="dxa"/>
+            <w:tcW w:w="1337" w:type="dxa"/>
           </w:tcPr>
           <w:p>
             <w:pPr>
@@ -1740,7 +1740,7 @@
         </w:tc>
         <w:tc>
           <w:tcPr>
-            <w:tcW w:w="1011" w:type="dxa"/>
+            <w:tcW w:w="1337" w:type="dxa"/>
           </w:tcPr>
           <w:p>
             <w:pPr>
@@ -1754,7 +1754,7 @@
         </w:tc>
         <w:tc>
           <w:tcPr>
-            <w:tcW w:w="1179" w:type="dxa"/>
+            <w:tcW w:w="1337" w:type="dxa"/>
           </w:tcPr>
           <w:p>
             <w:pPr>
@@ -1768,7 +1768,7 @@
         </w:tc>
         <w:tc>
           <w:tcPr>
-            <w:tcW w:w="674" w:type="dxa"/>
+            <w:tcW w:w="1338" w:type="dxa"/>
           </w:tcPr>
           <w:p>
             <w:pPr>
@@ -1784,7 +1784,7 @@
       <w:tr>
         <w:tc>
           <w:tcPr>
-            <w:tcW w:w="1516" w:type="dxa"/>
+            <w:tcW w:w="1337" w:type="dxa"/>
           </w:tcPr>
           <w:p>
             <w:pPr>
@@ -1797,7 +1797,7 @@
         </w:tc>
         <w:tc>
           <w:tcPr>
-            <w:tcW w:w="1263" w:type="dxa"/>
+            <w:tcW w:w="1337" w:type="dxa"/>
           </w:tcPr>
           <w:p>
             <w:pPr>
@@ -1811,7 +1811,7 @@
         </w:tc>
         <w:tc>
           <w:tcPr>
-            <w:tcW w:w="758" w:type="dxa"/>
+            <w:tcW w:w="1337" w:type="dxa"/>
           </w:tcPr>
           <w:p>
             <w:pPr>
@@ -1825,7 +1825,7 @@
         </w:tc>
         <w:tc>
           <w:tcPr>
-            <w:tcW w:w="1516" w:type="dxa"/>
+            <w:tcW w:w="1337" w:type="dxa"/>
           </w:tcPr>
           <w:p>
             <w:pPr>
@@ -1839,7 +1839,7 @@
         </w:tc>
         <w:tc>
           <w:tcPr>
-            <w:tcW w:w="1011" w:type="dxa"/>
+            <w:tcW w:w="1337" w:type="dxa"/>
           </w:tcPr>
           <w:p>
             <w:pPr>
@@ -1853,7 +1853,7 @@
         </w:tc>
         <w:tc>
           <w:tcPr>
-            <w:tcW w:w="1179" w:type="dxa"/>
+            <w:tcW w:w="1337" w:type="dxa"/>
           </w:tcPr>
           <w:p>
             <w:pPr>
@@ -1867,7 +1867,7 @@
         </w:tc>
         <w:tc>
           <w:tcPr>
-            <w:tcW w:w="674" w:type="dxa"/>
+            <w:tcW w:w="1338" w:type="dxa"/>
           </w:tcPr>
           <w:p>
             <w:pPr>
@@ -1883,7 +1883,7 @@
       <w:tr>
         <w:tc>
           <w:tcPr>
-            <w:tcW w:w="1516" w:type="dxa"/>
+            <w:tcW w:w="1337" w:type="dxa"/>
           </w:tcPr>
           <w:p>
             <w:pPr>
@@ -1896,7 +1896,7 @@
         </w:tc>
         <w:tc>
           <w:tcPr>
-            <w:tcW w:w="1263" w:type="dxa"/>
+            <w:tcW w:w="1337" w:type="dxa"/>
           </w:tcPr>
           <w:p>
             <w:pPr>
@@ -1910,7 +1910,7 @@
         </w:tc>
         <w:tc>
           <w:tcPr>
-            <w:tcW w:w="758" w:type="dxa"/>
+            <w:tcW w:w="1337" w:type="dxa"/>
           </w:tcPr>
           <w:p>
             <w:pPr>
@@ -1924,7 +1924,7 @@
         </w:tc>
         <w:tc>
           <w:tcPr>
-            <w:tcW w:w="1516" w:type="dxa"/>
+            <w:tcW w:w="1337" w:type="dxa"/>
           </w:tcPr>
           <w:p>
             <w:pPr>
@@ -1938,7 +1938,7 @@
         </w:tc>
         <w:tc>
           <w:tcPr>
-            <w:tcW w:w="1011" w:type="dxa"/>
+            <w:tcW w:w="1337" w:type="dxa"/>
           </w:tcPr>
           <w:p>
             <w:pPr>
@@ -1952,7 +1952,7 @@
         </w:tc>
         <w:tc>
           <w:tcPr>
-            <w:tcW w:w="1179" w:type="dxa"/>
+            <w:tcW w:w="1337" w:type="dxa"/>
           </w:tcPr>
           <w:p>
             <w:pPr>
@@ -1966,7 +1966,7 @@
         </w:tc>
         <w:tc>
           <w:tcPr>
-            <w:tcW w:w="674" w:type="dxa"/>
+            <w:tcW w:w="1338" w:type="dxa"/>
           </w:tcPr>
           <w:p>
             <w:pPr>
@@ -1982,7 +1982,7 @@
       <w:tr>
         <w:tc>
           <w:tcPr>
-            <w:tcW w:w="1516" w:type="dxa"/>
+            <w:tcW w:w="1337" w:type="dxa"/>
           </w:tcPr>
           <w:p>
             <w:pPr>
@@ -1995,7 +1995,7 @@
         </w:tc>
         <w:tc>
           <w:tcPr>
-            <w:tcW w:w="1263" w:type="dxa"/>
+            <w:tcW w:w="1337" w:type="dxa"/>
           </w:tcPr>
           <w:p>
             <w:pPr>
@@ -2009,7 +2009,7 @@
         </w:tc>
         <w:tc>
           <w:tcPr>
-            <w:tcW w:w="758" w:type="dxa"/>
+            <w:tcW w:w="1337" w:type="dxa"/>
           </w:tcPr>
           <w:p>
             <w:pPr>
@@ -2023,7 +2023,7 @@
         </w:tc>
         <w:tc>
           <w:tcPr>
-            <w:tcW w:w="1516" w:type="dxa"/>
+            <w:tcW w:w="1337" w:type="dxa"/>
           </w:tcPr>
           <w:p>
             <w:pPr>
@@ -2037,7 +2037,7 @@
         </w:tc>
         <w:tc>
           <w:tcPr>
-            <w:tcW w:w="1011" w:type="dxa"/>
+            <w:tcW w:w="1337" w:type="dxa"/>
           </w:tcPr>
           <w:p>
             <w:pPr>
@@ -2051,7 +2051,7 @@
         </w:tc>
         <w:tc>
           <w:tcPr>
-            <w:tcW w:w="1179" w:type="dxa"/>
+            <w:tcW w:w="1337" w:type="dxa"/>
           </w:tcPr>
           <w:p>
             <w:pPr>
@@ -2065,7 +2065,7 @@
         </w:tc>
         <w:tc>
           <w:tcPr>
-            <w:tcW w:w="674" w:type="dxa"/>
+            <w:tcW w:w="1338" w:type="dxa"/>
           </w:tcPr>
           <w:p>
             <w:pPr>
@@ -2081,7 +2081,7 @@
       <w:tr>
         <w:tc>
           <w:tcPr>
-            <w:tcW w:w="1516" w:type="dxa"/>
+            <w:tcW w:w="1337" w:type="dxa"/>
           </w:tcPr>
           <w:p>
             <w:pPr>
@@ -2094,7 +2094,7 @@
         </w:tc>
         <w:tc>
           <w:tcPr>
-            <w:tcW w:w="1263" w:type="dxa"/>
+            <w:tcW w:w="1337" w:type="dxa"/>
           </w:tcPr>
           <w:p>
             <w:pPr>
@@ -2108,7 +2108,7 @@
         </w:tc>
         <w:tc>
           <w:tcPr>
-            <w:tcW w:w="758" w:type="dxa"/>
+            <w:tcW w:w="1337" w:type="dxa"/>
           </w:tcPr>
           <w:p>
             <w:pPr>
@@ -2122,7 +2122,7 @@
         </w:tc>
         <w:tc>
           <w:tcPr>
-            <w:tcW w:w="1516" w:type="dxa"/>
+            <w:tcW w:w="1337" w:type="dxa"/>
           </w:tcPr>
           <w:p>
             <w:pPr>
@@ -2136,7 +2136,7 @@
         </w:tc>
         <w:tc>
           <w:tcPr>
-            <w:tcW w:w="1011" w:type="dxa"/>
+            <w:tcW w:w="1337" w:type="dxa"/>
           </w:tcPr>
           <w:p>
             <w:pPr>
@@ -2150,7 +2150,7 @@
         </w:tc>
         <w:tc>
           <w:tcPr>
-            <w:tcW w:w="1179" w:type="dxa"/>
+            <w:tcW w:w="1337" w:type="dxa"/>
           </w:tcPr>
           <w:p>
             <w:pPr>
@@ -2164,7 +2164,7 @@
         </w:tc>
         <w:tc>
           <w:tcPr>
-            <w:tcW w:w="674" w:type="dxa"/>
+            <w:tcW w:w="1338" w:type="dxa"/>
           </w:tcPr>
           <w:p>
             <w:pPr>
@@ -2180,7 +2180,7 @@
       <w:tr>
         <w:tc>
           <w:tcPr>
-            <w:tcW w:w="1516" w:type="dxa"/>
+            <w:tcW w:w="1337" w:type="dxa"/>
           </w:tcPr>
           <w:p>
             <w:pPr>
@@ -2193,7 +2193,7 @@
         </w:tc>
         <w:tc>
           <w:tcPr>
-            <w:tcW w:w="1263" w:type="dxa"/>
+            <w:tcW w:w="1337" w:type="dxa"/>
           </w:tcPr>
           <w:p>
             <w:pPr>
@@ -2207,7 +2207,7 @@
         </w:tc>
         <w:tc>
           <w:tcPr>
-            <w:tcW w:w="758" w:type="dxa"/>
+            <w:tcW w:w="1337" w:type="dxa"/>
           </w:tcPr>
           <w:p>
             <w:pPr>
@@ -2221,7 +2221,7 @@
         </w:tc>
         <w:tc>
           <w:tcPr>
-            <w:tcW w:w="1516" w:type="dxa"/>
+            <w:tcW w:w="1337" w:type="dxa"/>
           </w:tcPr>
           <w:p>
             <w:pPr>
@@ -2235,7 +2235,7 @@
         </w:tc>
         <w:tc>
           <w:tcPr>
-            <w:tcW w:w="1011" w:type="dxa"/>
+            <w:tcW w:w="1337" w:type="dxa"/>
           </w:tcPr>
           <w:p>
             <w:pPr>
@@ -2249,7 +2249,7 @@
         </w:tc>
         <w:tc>
           <w:tcPr>
-            <w:tcW w:w="1179" w:type="dxa"/>
+            <w:tcW w:w="1337" w:type="dxa"/>
           </w:tcPr>
           <w:p>
             <w:pPr>
@@ -2263,7 +2263,7 @@
         </w:tc>
         <w:tc>
           <w:tcPr>
-            <w:tcW w:w="674" w:type="dxa"/>
+            <w:tcW w:w="1338" w:type="dxa"/>
           </w:tcPr>
           <w:p>
             <w:pPr>
@@ -2279,7 +2279,7 @@
       <w:tr>
         <w:tc>
           <w:tcPr>
-            <w:tcW w:w="1516" w:type="dxa"/>
+            <w:tcW w:w="1337" w:type="dxa"/>
           </w:tcPr>
           <w:p>
             <w:pPr>
@@ -2292,7 +2292,7 @@
         </w:tc>
         <w:tc>
           <w:tcPr>
-            <w:tcW w:w="1263" w:type="dxa"/>
+            <w:tcW w:w="1337" w:type="dxa"/>
           </w:tcPr>
           <w:p>
             <w:pPr>
@@ -2306,7 +2306,7 @@
         </w:tc>
         <w:tc>
           <w:tcPr>
-            <w:tcW w:w="758" w:type="dxa"/>
+            <w:tcW w:w="1337" w:type="dxa"/>
           </w:tcPr>
           <w:p>
             <w:pPr>
@@ -2320,7 +2320,7 @@
         </w:tc>
         <w:tc>
           <w:tcPr>
-            <w:tcW w:w="1516" w:type="dxa"/>
+            <w:tcW w:w="1337" w:type="dxa"/>
           </w:tcPr>
           <w:p>
             <w:pPr>
@@ -2334,7 +2334,7 @@
         </w:tc>
         <w:tc>
           <w:tcPr>
-            <w:tcW w:w="1011" w:type="dxa"/>
+            <w:tcW w:w="1337" w:type="dxa"/>
           </w:tcPr>
           <w:p>
             <w:pPr>
@@ -2348,7 +2348,7 @@
         </w:tc>
         <w:tc>
           <w:tcPr>
-            <w:tcW w:w="1179" w:type="dxa"/>
+            <w:tcW w:w="1337" w:type="dxa"/>
           </w:tcPr>
           <w:p>
             <w:pPr>
@@ -2362,7 +2362,7 @@
         </w:tc>
         <w:tc>
           <w:tcPr>
-            <w:tcW w:w="674" w:type="dxa"/>
+            <w:tcW w:w="1338" w:type="dxa"/>
           </w:tcPr>
           <w:p>
             <w:pPr>
@@ -2378,7 +2378,7 @@
       <w:tr>
         <w:tc>
           <w:tcPr>
-            <w:tcW w:w="1516" w:type="dxa"/>
+            <w:tcW w:w="1337" w:type="dxa"/>
           </w:tcPr>
           <w:p>
             <w:pPr>
@@ -2391,7 +2391,7 @@
         </w:tc>
         <w:tc>
           <w:tcPr>
-            <w:tcW w:w="1263" w:type="dxa"/>
+            <w:tcW w:w="1337" w:type="dxa"/>
           </w:tcPr>
           <w:p>
             <w:pPr>
@@ -2405,7 +2405,7 @@
         </w:tc>
         <w:tc>
           <w:tcPr>
-            <w:tcW w:w="758" w:type="dxa"/>
+            <w:tcW w:w="1337" w:type="dxa"/>
           </w:tcPr>
           <w:p>
             <w:pPr>
@@ -2419,7 +2419,7 @@
         </w:tc>
         <w:tc>
           <w:tcPr>
-            <w:tcW w:w="1516" w:type="dxa"/>
+            <w:tcW w:w="1337" w:type="dxa"/>
           </w:tcPr>
           <w:p>
             <w:pPr>
@@ -2433,7 +2433,7 @@
         </w:tc>
         <w:tc>
           <w:tcPr>
-            <w:tcW w:w="1011" w:type="dxa"/>
+            <w:tcW w:w="1337" w:type="dxa"/>
           </w:tcPr>
           <w:p>
             <w:pPr>
@@ -2447,7 +2447,7 @@
         </w:tc>
         <w:tc>
           <w:tcPr>
-            <w:tcW w:w="1179" w:type="dxa"/>
+            <w:tcW w:w="1337" w:type="dxa"/>
           </w:tcPr>
           <w:p>
             <w:pPr>
@@ -2461,7 +2461,7 @@
         </w:tc>
         <w:tc>
           <w:tcPr>
-            <w:tcW w:w="674" w:type="dxa"/>
+            <w:tcW w:w="1338" w:type="dxa"/>
           </w:tcPr>
           <w:p>
             <w:pPr>
@@ -2477,7 +2477,7 @@
       <w:tr>
         <w:tc>
           <w:tcPr>
-            <w:tcW w:w="1516" w:type="dxa"/>
+            <w:tcW w:w="1337" w:type="dxa"/>
           </w:tcPr>
           <w:p>
             <w:pPr>
@@ -2490,7 +2490,7 @@
         </w:tc>
         <w:tc>
           <w:tcPr>
-            <w:tcW w:w="1263" w:type="dxa"/>
+            <w:tcW w:w="1337" w:type="dxa"/>
           </w:tcPr>
           <w:p>
             <w:pPr>
@@ -2504,7 +2504,7 @@
         </w:tc>
         <w:tc>
           <w:tcPr>
-            <w:tcW w:w="758" w:type="dxa"/>
+            <w:tcW w:w="1337" w:type="dxa"/>
           </w:tcPr>
           <w:p>
             <w:pPr>
@@ -2518,7 +2518,7 @@
         </w:tc>
         <w:tc>
           <w:tcPr>
-            <w:tcW w:w="1516" w:type="dxa"/>
+            <w:tcW w:w="1337" w:type="dxa"/>
           </w:tcPr>
           <w:p>
             <w:pPr>
@@ -2532,7 +2532,7 @@
         </w:tc>
         <w:tc>
           <w:tcPr>
-            <w:tcW w:w="1011" w:type="dxa"/>
+            <w:tcW w:w="1337" w:type="dxa"/>
           </w:tcPr>
           <w:p>
             <w:pPr>
@@ -2546,7 +2546,7 @@
         </w:tc>
         <w:tc>
           <w:tcPr>
-            <w:tcW w:w="1179" w:type="dxa"/>
+            <w:tcW w:w="1337" w:type="dxa"/>
           </w:tcPr>
           <w:p>
             <w:pPr>
@@ -2560,7 +2560,7 @@
         </w:tc>
         <w:tc>
           <w:tcPr>
-            <w:tcW w:w="674" w:type="dxa"/>
+            <w:tcW w:w="1338" w:type="dxa"/>
           </w:tcPr>
           <w:p>
             <w:pPr>
@@ -2576,7 +2576,7 @@
       <w:tr>
         <w:tc>
           <w:tcPr>
-            <w:tcW w:w="1516" w:type="dxa"/>
+            <w:tcW w:w="1337" w:type="dxa"/>
           </w:tcPr>
           <w:p>
             <w:pPr>
@@ -2589,7 +2589,7 @@
         </w:tc>
         <w:tc>
           <w:tcPr>
-            <w:tcW w:w="1263" w:type="dxa"/>
+            <w:tcW w:w="1337" w:type="dxa"/>
           </w:tcPr>
           <w:p>
             <w:pPr>
@@ -2603,7 +2603,7 @@
         </w:tc>
         <w:tc>
           <w:tcPr>
-            <w:tcW w:w="758" w:type="dxa"/>
+            <w:tcW w:w="1337" w:type="dxa"/>
           </w:tcPr>
           <w:p>
             <w:pPr>
@@ -2617,7 +2617,7 @@
         </w:tc>
         <w:tc>
           <w:tcPr>
-            <w:tcW w:w="1516" w:type="dxa"/>
+            <w:tcW w:w="1337" w:type="dxa"/>
           </w:tcPr>
           <w:p>
             <w:pPr>
@@ -2631,7 +2631,7 @@
         </w:tc>
         <w:tc>
           <w:tcPr>
-            <w:tcW w:w="1011" w:type="dxa"/>
+            <w:tcW w:w="1337" w:type="dxa"/>
           </w:tcPr>
           <w:p>
             <w:pPr>
@@ -2645,7 +2645,7 @@
         </w:tc>
         <w:tc>
           <w:tcPr>
-            <w:tcW w:w="1179" w:type="dxa"/>
+            <w:tcW w:w="1337" w:type="dxa"/>
           </w:tcPr>
           <w:p>
             <w:pPr>
@@ -2659,7 +2659,7 @@
         </w:tc>
         <w:tc>
           <w:tcPr>
-            <w:tcW w:w="674" w:type="dxa"/>
+            <w:tcW w:w="1338" w:type="dxa"/>
           </w:tcPr>
           <w:p>
             <w:pPr>
@@ -2723,18 +2723,15 @@
         <w:pStyle w:val="FirstParagraph"/>
       </w:pPr>
       <w:r>
-        <w:t xml:space="preserve">Mis-classification analysis revealed that both models performed cleanly at adequacy score extremes (0, 1, and 6), while errors clustered around borderline scores (3 and 4). This </w:t>
-      </w:r>
+        <w:t>Mis-classification analysis revealed that both models performed cleanly at adequacy score extremes (0, 1, and 6), while errors clustered around borderline scores (3 and 4). This pattern suggests that models were not simply reproducing the adequacy score but learning latent structural signals embedded in the feature space.</w:t>
+      </w:r>
+    </w:p>
+    <w:p>
+      <w:pPr>
+        <w:pStyle w:val="TableCaption"/>
+      </w:pPr>
       <w:r>
         <w:lastRenderedPageBreak/>
-        <w:t>pattern suggests that models were not simply reproducing the adequacy score but learning latent structural signals embedded in the feature space.</w:t>
-      </w:r>
-    </w:p>
-    <w:p>
-      <w:pPr>
-        <w:pStyle w:val="TableCaption"/>
-      </w:pPr>
-      <w:r>
         <w:t>Misclassifications on Test Set by Adequacy Score and Model</w:t>
       </w:r>
     </w:p>
@@ -3493,7 +3490,6 @@
         <w:pStyle w:val="BodyText"/>
       </w:pPr>
       <w:r>
-        <w:lastRenderedPageBreak/>
         <w:t>Together, these models suggest that adequacy is shaped by both structural momentum and sector-specific disparities, reinforcing the need for multifaceted diagnostics in plan evaluation.</w:t>
       </w:r>
     </w:p>
@@ -3504,6 +3500,7 @@
       <w:bookmarkStart w:id="8" w:name="adequacy-by-sector"/>
       <w:bookmarkEnd w:id="7"/>
       <w:r>
+        <w:lastRenderedPageBreak/>
         <w:t>Adequacy By Sector</w:t>
       </w:r>
     </w:p>
@@ -3605,7 +3602,6 @@
         </w:numPr>
       </w:pPr>
       <w:r>
-        <w:lastRenderedPageBreak/>
         <w:t>Sector disparities revealed structural gaps in plan design and participant engagement.</w:t>
       </w:r>
     </w:p>
@@ -3630,6 +3626,7 @@
         </w:numPr>
       </w:pPr>
       <w:r>
+        <w:lastRenderedPageBreak/>
         <w:t>The logistic model is preferred for stakeholder-facing diagnostics due to its interpretability and consistent performance.</w:t>
       </w:r>
     </w:p>
@@ -3881,7 +3878,6 @@
         <w:pStyle w:val="BodyText"/>
       </w:pPr>
       <w:r>
-        <w:lastRenderedPageBreak/>
         <w:t>Each numeric feature was converted into a quartile-based ordinal factor within its sector:</w:t>
       </w:r>
     </w:p>
@@ -3965,6 +3961,7 @@
               <w:pStyle w:val="Compact"/>
             </w:pPr>
             <w:r>
+              <w:lastRenderedPageBreak/>
               <w:t>Asset Growth Rate</w:t>
             </w:r>
           </w:p>
